--- a/assets/resume.docx
+++ b/assets/resume.docx
@@ -2904,24 +2904,32 @@
           <w:sz w:val="20"/>
           <w:szCs w:val="20"/>
         </w:rPr>
-        <w:t>8/22/2025-8/24/2025, 11/07/2025-11/08/2025</w:t>
-      </w:r>
-    </w:p>
-    <w:p>
-      <w:pPr>
-        <w:rPr>
-          <w:color w:val="35DBDD"/>
-          <w:sz w:val="20"/>
-          <w:szCs w:val="20"/>
-        </w:rPr>
-      </w:pPr>
-      <w:r>
-        <w:rPr>
-          <w:color w:val="35DBDD"/>
-          <w:sz w:val="20"/>
-          <w:szCs w:val="20"/>
-        </w:rPr>
-        <w:t>Artist: Josh Trimble</w:t>
+        <w:t>7/28/2025</w:t>
+      </w:r>
+    </w:p>
+    <w:p>
+      <w:pPr>
+        <w:rPr>
+          <w:color w:val="35DBDD"/>
+          <w:sz w:val="20"/>
+          <w:szCs w:val="20"/>
+        </w:rPr>
+      </w:pPr>
+      <w:r>
+        <w:rPr>
+          <w:color w:val="35DBDD"/>
+          <w:sz w:val="20"/>
+          <w:szCs w:val="20"/>
+        </w:rPr>
+        <w:t xml:space="preserve">Artist: </w:t>
+      </w:r>
+      <w:r>
+        <w:rPr>
+          <w:color w:val="35DBDD"/>
+          <w:sz w:val="20"/>
+          <w:szCs w:val="20"/>
+        </w:rPr>
+        <w:t>Alexa Russo</w:t>
       </w:r>
     </w:p>
     <w:p>

--- a/assets/resume.docx
+++ b/assets/resume.docx
@@ -4623,6 +4623,15 @@
     <w:p>
       <w:pPr>
         <w:rPr>
+          <w:color w:val="35DBDD"/>
+          <w:sz w:val="20"/>
+          <w:szCs w:val="20"/>
+        </w:rPr>
+      </w:pPr>
+    </w:p>
+    <w:p>
+      <w:pPr>
+        <w:rPr>
           <w:b/>
           <w:bCs/>
           <w:color w:val="FFFFFF" w:themeColor="background1"/>
@@ -5604,6 +5613,7 @@
           <w:sz w:val="20"/>
           <w:szCs w:val="20"/>
         </w:rPr>
+        <w:lastRenderedPageBreak/>
         <w:t>Gaffer: Logan Parrish</w:t>
       </w:r>
     </w:p>
@@ -5623,7 +5633,6 @@
           <w:sz w:val="20"/>
           <w:szCs w:val="20"/>
         </w:rPr>
-        <w:lastRenderedPageBreak/>
         <w:t xml:space="preserve">Grip – </w:t>
       </w:r>
       <w:r>

--- a/assets/resume.docx
+++ b/assets/resume.docx
@@ -5508,21 +5508,58 @@
     <w:p>
       <w:pPr>
         <w:rPr>
-          <w:b/>
-          <w:bCs/>
-          <w:color w:val="FFFFFF" w:themeColor="background1"/>
-          <w:sz w:val="20"/>
-          <w:szCs w:val="20"/>
-        </w:rPr>
-      </w:pPr>
-      <w:r>
-        <w:rPr>
-          <w:b/>
-          <w:bCs/>
-          <w:color w:val="FFFFFF" w:themeColor="background1"/>
-          <w:sz w:val="20"/>
-          <w:szCs w:val="20"/>
-        </w:rPr>
+          <w:color w:val="35DBDD"/>
+          <w:sz w:val="20"/>
+          <w:szCs w:val="20"/>
+        </w:rPr>
+      </w:pPr>
+    </w:p>
+    <w:p>
+      <w:pPr>
+        <w:rPr>
+          <w:color w:val="35DBDD"/>
+          <w:sz w:val="20"/>
+          <w:szCs w:val="20"/>
+        </w:rPr>
+      </w:pPr>
+    </w:p>
+    <w:p>
+      <w:pPr>
+        <w:rPr>
+          <w:color w:val="35DBDD"/>
+          <w:sz w:val="20"/>
+          <w:szCs w:val="20"/>
+        </w:rPr>
+      </w:pPr>
+    </w:p>
+    <w:p>
+      <w:pPr>
+        <w:rPr>
+          <w:color w:val="35DBDD"/>
+          <w:sz w:val="20"/>
+          <w:szCs w:val="20"/>
+        </w:rPr>
+      </w:pPr>
+    </w:p>
+    <w:p>
+      <w:pPr>
+        <w:rPr>
+          <w:b/>
+          <w:bCs/>
+          <w:color w:val="FFFFFF" w:themeColor="background1"/>
+          <w:sz w:val="20"/>
+          <w:szCs w:val="20"/>
+        </w:rPr>
+      </w:pPr>
+      <w:r>
+        <w:rPr>
+          <w:b/>
+          <w:bCs/>
+          <w:color w:val="FFFFFF" w:themeColor="background1"/>
+          <w:sz w:val="20"/>
+          <w:szCs w:val="20"/>
+        </w:rPr>
+        <w:lastRenderedPageBreak/>
         <w:t xml:space="preserve">Dimmer Board Operator – </w:t>
       </w:r>
       <w:r>
@@ -5613,9 +5650,17 @@
           <w:sz w:val="20"/>
           <w:szCs w:val="20"/>
         </w:rPr>
-        <w:lastRenderedPageBreak/>
         <w:t>Gaffer: Logan Parrish</w:t>
       </w:r>
+    </w:p>
+    <w:p>
+      <w:pPr>
+        <w:rPr>
+          <w:color w:val="35DBDD"/>
+          <w:sz w:val="20"/>
+          <w:szCs w:val="20"/>
+        </w:rPr>
+      </w:pPr>
     </w:p>
     <w:p>
       <w:pPr>

--- a/assets/resume.docx
+++ b/assets/resume.docx
@@ -201,32 +201,13 @@
           <w:b/>
           <w:bCs/>
           <w:color w:val="35DBDD"/>
-          <w:sz w:val="20"/>
-          <w:szCs w:val="20"/>
-        </w:rPr>
-      </w:pPr>
-    </w:p>
-    <w:p>
-      <w:pPr>
-        <w:rPr>
-          <w:b/>
-          <w:bCs/>
-          <w:color w:val="FFFFFF" w:themeColor="background1"/>
-          <w:sz w:val="20"/>
-          <w:szCs w:val="20"/>
-        </w:rPr>
-      </w:pPr>
-      <w:r>
-        <w:rPr>
-          <w:b/>
-          <w:bCs/>
-          <w:color w:val="FFFFFF" w:themeColor="background1"/>
-          <w:sz w:val="20"/>
-          <w:szCs w:val="20"/>
-        </w:rPr>
-        <w:t xml:space="preserve">Gaffer – </w:t>
-      </w:r>
-      <w:r>
+          <w:sz w:val="24"/>
+          <w:szCs w:val="24"/>
+        </w:rPr>
+      </w:pPr>
+    </w:p>
+    <w:p>
+      <w:pPr>
         <w:rPr>
           <w:b/>
           <w:bCs/>
@@ -236,115 +217,18 @@
           <w:sz w:val="20"/>
           <w:szCs w:val="20"/>
         </w:rPr>
-        <w:t>Now Playing</w:t>
-      </w:r>
-      <w:r>
-        <w:rPr>
-          <w:b/>
-          <w:bCs/>
-          <w:color w:val="FFFFFF" w:themeColor="background1"/>
-          <w:sz w:val="20"/>
-          <w:szCs w:val="20"/>
-        </w:rPr>
-        <w:t xml:space="preserve"> (Short)</w:t>
-      </w:r>
-    </w:p>
-    <w:p>
-      <w:pPr>
-        <w:rPr>
-          <w:color w:val="35DBDD"/>
-          <w:sz w:val="20"/>
-          <w:szCs w:val="20"/>
-        </w:rPr>
-      </w:pPr>
-      <w:r>
-        <w:rPr>
-          <w:color w:val="35DBDD"/>
-          <w:sz w:val="20"/>
-          <w:szCs w:val="20"/>
-        </w:rPr>
-        <w:t>03/</w:t>
-      </w:r>
-      <w:r>
-        <w:rPr>
-          <w:color w:val="35DBDD"/>
-          <w:sz w:val="20"/>
-          <w:szCs w:val="20"/>
-        </w:rPr>
-        <w:t>24</w:t>
-      </w:r>
-      <w:r>
-        <w:rPr>
-          <w:color w:val="35DBDD"/>
-          <w:sz w:val="20"/>
-          <w:szCs w:val="20"/>
-        </w:rPr>
-        <w:t>/2026</w:t>
-      </w:r>
-    </w:p>
-    <w:p>
-      <w:pPr>
-        <w:rPr>
-          <w:color w:val="35DBDD"/>
-          <w:sz w:val="20"/>
-          <w:szCs w:val="20"/>
-        </w:rPr>
-      </w:pPr>
-      <w:r>
-        <w:rPr>
-          <w:color w:val="35DBDD"/>
-          <w:sz w:val="20"/>
-          <w:szCs w:val="20"/>
-        </w:rPr>
-        <w:t xml:space="preserve">Director: </w:t>
-      </w:r>
-      <w:r>
-        <w:rPr>
-          <w:color w:val="35DBDD"/>
-          <w:sz w:val="20"/>
-          <w:szCs w:val="20"/>
-        </w:rPr>
-        <w:t>Kathleen Maus</w:t>
-      </w:r>
-    </w:p>
-    <w:p>
-      <w:pPr>
-        <w:rPr>
-          <w:color w:val="35DBDD"/>
-          <w:sz w:val="20"/>
-          <w:szCs w:val="20"/>
-        </w:rPr>
-      </w:pPr>
-      <w:r>
-        <w:rPr>
-          <w:color w:val="35DBDD"/>
-          <w:sz w:val="20"/>
-          <w:szCs w:val="20"/>
-        </w:rPr>
-        <w:t xml:space="preserve">DP: </w:t>
-      </w:r>
-      <w:r>
-        <w:rPr>
-          <w:color w:val="35DBDD"/>
-          <w:sz w:val="20"/>
-          <w:szCs w:val="20"/>
-        </w:rPr>
-        <w:t>Jonathon Lopez</w:t>
-      </w:r>
-    </w:p>
-    <w:p>
-      <w:pPr>
-        <w:rPr>
-          <w:b/>
-          <w:bCs/>
-          <w:color w:val="35DBDD"/>
-          <w:sz w:val="20"/>
-          <w:szCs w:val="20"/>
-        </w:rPr>
-      </w:pPr>
-    </w:p>
-    <w:p>
-      <w:pPr>
+      </w:pPr>
+      <w:r>
+        <w:rPr>
+          <w:b/>
+          <w:bCs/>
+          <w:color w:val="FFFFFF" w:themeColor="background1"/>
+          <w:sz w:val="20"/>
+          <w:szCs w:val="20"/>
+        </w:rPr>
+        <w:t xml:space="preserve">G&amp;E Swing – </w:t>
+      </w:r>
+      <w:r>
         <w:rPr>
           <w:b/>
           <w:bCs/>
@@ -354,33 +238,88 @@
           <w:sz w:val="20"/>
           <w:szCs w:val="20"/>
         </w:rPr>
-      </w:pPr>
-      <w:r>
-        <w:rPr>
-          <w:b/>
-          <w:bCs/>
-          <w:color w:val="FFFFFF" w:themeColor="background1"/>
-          <w:sz w:val="20"/>
-          <w:szCs w:val="20"/>
-        </w:rPr>
-        <w:t>Gaffer – Calhoun Area County Center, Battle Creek MI Career Technical Education Shoot (Corporate)</w:t>
-      </w:r>
-    </w:p>
-    <w:p>
-      <w:pPr>
-        <w:rPr>
-          <w:color w:val="35DBDD"/>
-          <w:sz w:val="20"/>
-          <w:szCs w:val="20"/>
-        </w:rPr>
-      </w:pPr>
-      <w:r>
-        <w:rPr>
-          <w:color w:val="35DBDD"/>
-          <w:sz w:val="20"/>
-          <w:szCs w:val="20"/>
-        </w:rPr>
-        <w:t>03/03/2026-03/05/2026</w:t>
+        <w:t>USA NEEDS CTE</w:t>
+      </w:r>
+    </w:p>
+    <w:p>
+      <w:pPr>
+        <w:rPr>
+          <w:color w:val="35DBDD"/>
+          <w:sz w:val="20"/>
+          <w:szCs w:val="20"/>
+        </w:rPr>
+      </w:pPr>
+      <w:r>
+        <w:rPr>
+          <w:color w:val="35DBDD"/>
+          <w:sz w:val="20"/>
+          <w:szCs w:val="20"/>
+        </w:rPr>
+        <w:t>0</w:t>
+      </w:r>
+      <w:r>
+        <w:rPr>
+          <w:color w:val="35DBDD"/>
+          <w:sz w:val="20"/>
+          <w:szCs w:val="20"/>
+        </w:rPr>
+        <w:t>4</w:t>
+      </w:r>
+      <w:r>
+        <w:rPr>
+          <w:color w:val="35DBDD"/>
+          <w:sz w:val="20"/>
+          <w:szCs w:val="20"/>
+        </w:rPr>
+        <w:t>/</w:t>
+      </w:r>
+      <w:r>
+        <w:rPr>
+          <w:color w:val="35DBDD"/>
+          <w:sz w:val="20"/>
+          <w:szCs w:val="20"/>
+        </w:rPr>
+        <w:t>20</w:t>
+      </w:r>
+      <w:r>
+        <w:rPr>
+          <w:color w:val="35DBDD"/>
+          <w:sz w:val="20"/>
+          <w:szCs w:val="20"/>
+        </w:rPr>
+        <w:t>/2026-0</w:t>
+      </w:r>
+      <w:r>
+        <w:rPr>
+          <w:color w:val="35DBDD"/>
+          <w:sz w:val="20"/>
+          <w:szCs w:val="20"/>
+        </w:rPr>
+        <w:t>4</w:t>
+      </w:r>
+      <w:r>
+        <w:rPr>
+          <w:color w:val="35DBDD"/>
+          <w:sz w:val="20"/>
+          <w:szCs w:val="20"/>
+        </w:rPr>
+        <w:t>/</w:t>
+      </w:r>
+      <w:r>
+        <w:rPr>
+          <w:color w:val="35DBDD"/>
+          <w:sz w:val="20"/>
+          <w:szCs w:val="20"/>
+        </w:rPr>
+        <w:t>23</w:t>
+      </w:r>
+      <w:r>
+        <w:rPr>
+          <w:color w:val="35DBDD"/>
+          <w:sz w:val="20"/>
+          <w:szCs w:val="20"/>
+        </w:rPr>
+        <w:t>/2026</w:t>
       </w:r>
     </w:p>
     <w:p>
@@ -430,7 +369,23 @@
           <w:sz w:val="20"/>
           <w:szCs w:val="20"/>
         </w:rPr>
-        <w:t xml:space="preserve">Director: </w:t>
+        <w:t>D</w:t>
+      </w:r>
+      <w:r>
+        <w:rPr>
+          <w:color w:val="35DBDD"/>
+          <w:sz w:val="20"/>
+          <w:szCs w:val="20"/>
+        </w:rPr>
+        <w:t>P</w:t>
+      </w:r>
+      <w:r>
+        <w:rPr>
+          <w:color w:val="35DBDD"/>
+          <w:sz w:val="20"/>
+          <w:szCs w:val="20"/>
+        </w:rPr>
+        <w:t xml:space="preserve">: </w:t>
       </w:r>
       <w:r>
         <w:rPr>
@@ -455,7 +410,15 @@
           <w:sz w:val="20"/>
           <w:szCs w:val="20"/>
         </w:rPr>
-        <w:t xml:space="preserve">DP: </w:t>
+        <w:t>Gaffer</w:t>
+      </w:r>
+      <w:r>
+        <w:rPr>
+          <w:color w:val="35DBDD"/>
+          <w:sz w:val="20"/>
+          <w:szCs w:val="20"/>
+        </w:rPr>
+        <w:t xml:space="preserve">: </w:t>
       </w:r>
       <w:r>
         <w:rPr>
@@ -469,16 +432,63 @@
     <w:p>
       <w:pPr>
         <w:rPr>
-          <w:b/>
-          <w:bCs/>
-          <w:color w:val="35DBDD"/>
-          <w:sz w:val="20"/>
-          <w:szCs w:val="20"/>
-        </w:rPr>
-      </w:pPr>
-    </w:p>
-    <w:p>
-      <w:pPr>
+          <w:color w:val="35DBDD"/>
+          <w:sz w:val="20"/>
+          <w:szCs w:val="20"/>
+        </w:rPr>
+      </w:pPr>
+    </w:p>
+    <w:p>
+      <w:pPr>
+        <w:rPr>
+          <w:b/>
+          <w:bCs/>
+          <w:color w:val="FFFFFF" w:themeColor="background1"/>
+          <w:sz w:val="20"/>
+          <w:szCs w:val="20"/>
+        </w:rPr>
+      </w:pPr>
+      <w:r>
+        <w:rPr>
+          <w:b/>
+          <w:bCs/>
+          <w:color w:val="FFFFFF" w:themeColor="background1"/>
+          <w:sz w:val="20"/>
+          <w:szCs w:val="20"/>
+        </w:rPr>
+        <w:t>G</w:t>
+      </w:r>
+      <w:r>
+        <w:rPr>
+          <w:b/>
+          <w:bCs/>
+          <w:color w:val="FFFFFF" w:themeColor="background1"/>
+          <w:sz w:val="20"/>
+          <w:szCs w:val="20"/>
+        </w:rPr>
+        <w:t>&amp;E Swing</w:t>
+      </w:r>
+      <w:r>
+        <w:rPr>
+          <w:b/>
+          <w:bCs/>
+          <w:color w:val="FFFFFF" w:themeColor="background1"/>
+          <w:sz w:val="20"/>
+          <w:szCs w:val="20"/>
+        </w:rPr>
+        <w:t xml:space="preserve"> –</w:t>
+      </w:r>
+      <w:r>
+        <w:rPr>
+          <w:b/>
+          <w:bCs/>
+          <w:color w:val="FFFFFF" w:themeColor="background1"/>
+          <w:sz w:val="20"/>
+          <w:szCs w:val="20"/>
+        </w:rPr>
+        <w:t xml:space="preserve"> </w:t>
+      </w:r>
+      <w:r>
         <w:rPr>
           <w:b/>
           <w:bCs/>
@@ -488,16 +498,394 @@
           <w:sz w:val="20"/>
           <w:szCs w:val="20"/>
         </w:rPr>
-      </w:pPr>
-      <w:r>
-        <w:rPr>
-          <w:b/>
-          <w:bCs/>
-          <w:color w:val="FFFFFF" w:themeColor="background1"/>
-          <w:sz w:val="20"/>
-          <w:szCs w:val="20"/>
-        </w:rPr>
-        <w:t>Best Boy Electric</w:t>
+        <w:t>In Your Jeans</w:t>
+      </w:r>
+      <w:r>
+        <w:rPr>
+          <w:b/>
+          <w:bCs/>
+          <w:color w:val="FFFFFF" w:themeColor="background1"/>
+          <w:sz w:val="20"/>
+          <w:szCs w:val="20"/>
+        </w:rPr>
+        <w:t xml:space="preserve"> (</w:t>
+      </w:r>
+      <w:r>
+        <w:rPr>
+          <w:b/>
+          <w:bCs/>
+          <w:color w:val="FFFFFF" w:themeColor="background1"/>
+          <w:sz w:val="20"/>
+          <w:szCs w:val="20"/>
+        </w:rPr>
+        <w:t>Spec Ad)</w:t>
+      </w:r>
+    </w:p>
+    <w:p>
+      <w:pPr>
+        <w:rPr>
+          <w:color w:val="35DBDD"/>
+          <w:sz w:val="20"/>
+          <w:szCs w:val="20"/>
+        </w:rPr>
+      </w:pPr>
+      <w:r>
+        <w:rPr>
+          <w:color w:val="35DBDD"/>
+          <w:sz w:val="20"/>
+          <w:szCs w:val="20"/>
+        </w:rPr>
+        <w:t>0</w:t>
+      </w:r>
+      <w:r>
+        <w:rPr>
+          <w:color w:val="35DBDD"/>
+          <w:sz w:val="20"/>
+          <w:szCs w:val="20"/>
+        </w:rPr>
+        <w:t>4</w:t>
+      </w:r>
+      <w:r>
+        <w:rPr>
+          <w:color w:val="35DBDD"/>
+          <w:sz w:val="20"/>
+          <w:szCs w:val="20"/>
+        </w:rPr>
+        <w:t>/</w:t>
+      </w:r>
+      <w:r>
+        <w:rPr>
+          <w:color w:val="35DBDD"/>
+          <w:sz w:val="20"/>
+          <w:szCs w:val="20"/>
+        </w:rPr>
+        <w:t>1</w:t>
+      </w:r>
+      <w:r>
+        <w:rPr>
+          <w:color w:val="35DBDD"/>
+          <w:sz w:val="20"/>
+          <w:szCs w:val="20"/>
+        </w:rPr>
+        <w:t>7</w:t>
+      </w:r>
+      <w:r>
+        <w:rPr>
+          <w:color w:val="35DBDD"/>
+          <w:sz w:val="20"/>
+          <w:szCs w:val="20"/>
+        </w:rPr>
+        <w:t>/2026</w:t>
+      </w:r>
+      <w:r>
+        <w:rPr>
+          <w:color w:val="35DBDD"/>
+          <w:sz w:val="20"/>
+          <w:szCs w:val="20"/>
+        </w:rPr>
+        <w:t>-04/18/2026</w:t>
+      </w:r>
+    </w:p>
+    <w:p>
+      <w:pPr>
+        <w:rPr>
+          <w:color w:val="35DBDD"/>
+          <w:sz w:val="20"/>
+          <w:szCs w:val="20"/>
+        </w:rPr>
+      </w:pPr>
+      <w:r>
+        <w:rPr>
+          <w:color w:val="35DBDD"/>
+          <w:sz w:val="20"/>
+          <w:szCs w:val="20"/>
+        </w:rPr>
+        <w:t>Brand: Levi’s</w:t>
+      </w:r>
+    </w:p>
+    <w:p>
+      <w:pPr>
+        <w:rPr>
+          <w:color w:val="35DBDD"/>
+          <w:sz w:val="20"/>
+          <w:szCs w:val="20"/>
+        </w:rPr>
+      </w:pPr>
+      <w:r>
+        <w:rPr>
+          <w:color w:val="35DBDD"/>
+          <w:sz w:val="20"/>
+          <w:szCs w:val="20"/>
+        </w:rPr>
+        <w:t>Director: Tomas Cutts</w:t>
+      </w:r>
+    </w:p>
+    <w:p>
+      <w:pPr>
+        <w:rPr>
+          <w:color w:val="35DBDD"/>
+          <w:sz w:val="20"/>
+          <w:szCs w:val="20"/>
+        </w:rPr>
+      </w:pPr>
+      <w:r>
+        <w:rPr>
+          <w:color w:val="35DBDD"/>
+          <w:sz w:val="20"/>
+          <w:szCs w:val="20"/>
+        </w:rPr>
+        <w:t>DP: Qu Worthy</w:t>
+      </w:r>
+    </w:p>
+    <w:p>
+      <w:pPr>
+        <w:rPr>
+          <w:color w:val="35DBDD"/>
+          <w:sz w:val="20"/>
+          <w:szCs w:val="20"/>
+        </w:rPr>
+      </w:pPr>
+      <w:r>
+        <w:rPr>
+          <w:color w:val="35DBDD"/>
+          <w:sz w:val="20"/>
+          <w:szCs w:val="20"/>
+        </w:rPr>
+        <w:t>Gaffer: Ryan Campbell</w:t>
+      </w:r>
+    </w:p>
+    <w:p>
+      <w:pPr>
+        <w:rPr>
+          <w:b/>
+          <w:bCs/>
+          <w:color w:val="35DBDD"/>
+          <w:sz w:val="24"/>
+          <w:szCs w:val="24"/>
+        </w:rPr>
+      </w:pPr>
+    </w:p>
+    <w:p>
+      <w:pPr>
+        <w:rPr>
+          <w:b/>
+          <w:bCs/>
+          <w:color w:val="FFFFFF" w:themeColor="background1"/>
+          <w:sz w:val="20"/>
+          <w:szCs w:val="20"/>
+        </w:rPr>
+      </w:pPr>
+      <w:r>
+        <w:rPr>
+          <w:b/>
+          <w:bCs/>
+          <w:color w:val="FFFFFF" w:themeColor="background1"/>
+          <w:sz w:val="20"/>
+          <w:szCs w:val="20"/>
+        </w:rPr>
+        <w:t>G</w:t>
+      </w:r>
+      <w:r>
+        <w:rPr>
+          <w:b/>
+          <w:bCs/>
+          <w:color w:val="FFFFFF" w:themeColor="background1"/>
+          <w:sz w:val="20"/>
+          <w:szCs w:val="20"/>
+        </w:rPr>
+        <w:t xml:space="preserve">rip </w:t>
+      </w:r>
+      <w:r>
+        <w:rPr>
+          <w:b/>
+          <w:bCs/>
+          <w:color w:val="FFFFFF" w:themeColor="background1"/>
+          <w:sz w:val="20"/>
+          <w:szCs w:val="20"/>
+        </w:rPr>
+        <w:t xml:space="preserve">– </w:t>
+      </w:r>
+      <w:r>
+        <w:rPr>
+          <w:b/>
+          <w:bCs/>
+          <w:color w:val="FFFFFF" w:themeColor="background1"/>
+          <w:sz w:val="20"/>
+          <w:szCs w:val="20"/>
+        </w:rPr>
+        <w:t>260414 Hershey Breakfast Worldwide (Commercial)</w:t>
+      </w:r>
+    </w:p>
+    <w:p>
+      <w:pPr>
+        <w:rPr>
+          <w:color w:val="35DBDD"/>
+          <w:sz w:val="20"/>
+          <w:szCs w:val="20"/>
+        </w:rPr>
+      </w:pPr>
+      <w:r>
+        <w:rPr>
+          <w:color w:val="35DBDD"/>
+          <w:sz w:val="20"/>
+          <w:szCs w:val="20"/>
+        </w:rPr>
+        <w:t>0</w:t>
+      </w:r>
+      <w:r>
+        <w:rPr>
+          <w:color w:val="35DBDD"/>
+          <w:sz w:val="20"/>
+          <w:szCs w:val="20"/>
+        </w:rPr>
+        <w:t>4</w:t>
+      </w:r>
+      <w:r>
+        <w:rPr>
+          <w:color w:val="35DBDD"/>
+          <w:sz w:val="20"/>
+          <w:szCs w:val="20"/>
+        </w:rPr>
+        <w:t>/</w:t>
+      </w:r>
+      <w:r>
+        <w:rPr>
+          <w:color w:val="35DBDD"/>
+          <w:sz w:val="20"/>
+          <w:szCs w:val="20"/>
+        </w:rPr>
+        <w:t>16</w:t>
+      </w:r>
+      <w:r>
+        <w:rPr>
+          <w:color w:val="35DBDD"/>
+          <w:sz w:val="20"/>
+          <w:szCs w:val="20"/>
+        </w:rPr>
+        <w:t>/2026</w:t>
+      </w:r>
+    </w:p>
+    <w:p>
+      <w:pPr>
+        <w:rPr>
+          <w:color w:val="35DBDD"/>
+          <w:sz w:val="20"/>
+          <w:szCs w:val="20"/>
+        </w:rPr>
+      </w:pPr>
+      <w:r>
+        <w:rPr>
+          <w:color w:val="35DBDD"/>
+          <w:sz w:val="20"/>
+          <w:szCs w:val="20"/>
+        </w:rPr>
+        <w:t>Client</w:t>
+      </w:r>
+      <w:r>
+        <w:rPr>
+          <w:color w:val="35DBDD"/>
+          <w:sz w:val="20"/>
+          <w:szCs w:val="20"/>
+        </w:rPr>
+        <w:t xml:space="preserve">: </w:t>
+      </w:r>
+      <w:r>
+        <w:rPr>
+          <w:color w:val="35DBDD"/>
+          <w:sz w:val="20"/>
+          <w:szCs w:val="20"/>
+        </w:rPr>
+        <w:t>Hershey</w:t>
+      </w:r>
+    </w:p>
+    <w:p>
+      <w:pPr>
+        <w:rPr>
+          <w:color w:val="35DBDD"/>
+          <w:sz w:val="20"/>
+          <w:szCs w:val="20"/>
+        </w:rPr>
+      </w:pPr>
+      <w:r>
+        <w:rPr>
+          <w:color w:val="35DBDD"/>
+          <w:sz w:val="20"/>
+          <w:szCs w:val="20"/>
+        </w:rPr>
+        <w:t>Production Company</w:t>
+      </w:r>
+      <w:r>
+        <w:rPr>
+          <w:color w:val="35DBDD"/>
+          <w:sz w:val="20"/>
+          <w:szCs w:val="20"/>
+        </w:rPr>
+        <w:t xml:space="preserve">: </w:t>
+      </w:r>
+      <w:r>
+        <w:rPr>
+          <w:color w:val="35DBDD"/>
+          <w:sz w:val="20"/>
+          <w:szCs w:val="20"/>
+        </w:rPr>
+        <w:t>Breakfast Worldwide</w:t>
+      </w:r>
+    </w:p>
+    <w:p>
+      <w:pPr>
+        <w:rPr>
+          <w:color w:val="35DBDD"/>
+          <w:sz w:val="20"/>
+          <w:szCs w:val="20"/>
+        </w:rPr>
+      </w:pPr>
+      <w:r>
+        <w:rPr>
+          <w:color w:val="35DBDD"/>
+          <w:sz w:val="20"/>
+          <w:szCs w:val="20"/>
+        </w:rPr>
+        <w:t xml:space="preserve">Gaffer: </w:t>
+      </w:r>
+      <w:r>
+        <w:rPr>
+          <w:color w:val="35DBDD"/>
+          <w:sz w:val="20"/>
+          <w:szCs w:val="20"/>
+        </w:rPr>
+        <w:t>Josh Binder</w:t>
+      </w:r>
+    </w:p>
+    <w:p>
+      <w:pPr>
+        <w:rPr>
+          <w:b/>
+          <w:bCs/>
+          <w:color w:val="35DBDD"/>
+          <w:sz w:val="20"/>
+          <w:szCs w:val="20"/>
+        </w:rPr>
+      </w:pPr>
+    </w:p>
+    <w:p>
+      <w:pPr>
+        <w:rPr>
+          <w:b/>
+          <w:bCs/>
+          <w:color w:val="FFFFFF" w:themeColor="background1"/>
+          <w:sz w:val="20"/>
+          <w:szCs w:val="20"/>
+        </w:rPr>
+      </w:pPr>
+      <w:r>
+        <w:rPr>
+          <w:b/>
+          <w:bCs/>
+          <w:color w:val="FFFFFF" w:themeColor="background1"/>
+          <w:sz w:val="20"/>
+          <w:szCs w:val="20"/>
+        </w:rPr>
+        <w:t>G&amp;E Swing</w:t>
       </w:r>
       <w:r>
         <w:rPr>
@@ -517,62 +905,48 @@
           <w:sz w:val="20"/>
           <w:szCs w:val="20"/>
         </w:rPr>
-        <w:t>MIZON_MIZONE SHOOT</w:t>
-      </w:r>
-      <w:r>
-        <w:rPr>
-          <w:b/>
-          <w:bCs/>
-          <w:color w:val="FFFFFF" w:themeColor="background1"/>
-          <w:sz w:val="20"/>
-          <w:szCs w:val="20"/>
-        </w:rPr>
-        <w:t xml:space="preserve"> (</w:t>
-      </w:r>
-      <w:r>
-        <w:rPr>
-          <w:b/>
-          <w:bCs/>
-          <w:color w:val="FFFFFF" w:themeColor="background1"/>
-          <w:sz w:val="20"/>
-          <w:szCs w:val="20"/>
-        </w:rPr>
-        <w:t>Commercial</w:t>
-      </w:r>
-      <w:r>
-        <w:rPr>
-          <w:b/>
-          <w:bCs/>
-          <w:color w:val="FFFFFF" w:themeColor="background1"/>
-          <w:sz w:val="20"/>
-          <w:szCs w:val="20"/>
-        </w:rPr>
-        <w:t>)</w:t>
-      </w:r>
-    </w:p>
-    <w:p>
-      <w:pPr>
-        <w:rPr>
-          <w:color w:val="35DBDD"/>
-          <w:sz w:val="20"/>
-          <w:szCs w:val="20"/>
-        </w:rPr>
-      </w:pPr>
-      <w:r>
-        <w:rPr>
-          <w:color w:val="35DBDD"/>
-          <w:sz w:val="20"/>
-          <w:szCs w:val="20"/>
-        </w:rPr>
-        <w:t>02/</w:t>
-      </w:r>
-      <w:r>
-        <w:rPr>
-          <w:color w:val="35DBDD"/>
-          <w:sz w:val="20"/>
-          <w:szCs w:val="20"/>
-        </w:rPr>
-        <w:t>24</w:t>
+        <w:t>JOR2603-2 SVRN Shoot (Lifestyle, Social Media)</w:t>
+      </w:r>
+    </w:p>
+    <w:p>
+      <w:pPr>
+        <w:rPr>
+          <w:color w:val="35DBDD"/>
+          <w:sz w:val="20"/>
+          <w:szCs w:val="20"/>
+        </w:rPr>
+      </w:pPr>
+      <w:r>
+        <w:rPr>
+          <w:color w:val="35DBDD"/>
+          <w:sz w:val="20"/>
+          <w:szCs w:val="20"/>
+        </w:rPr>
+        <w:t>0</w:t>
+      </w:r>
+      <w:r>
+        <w:rPr>
+          <w:color w:val="35DBDD"/>
+          <w:sz w:val="20"/>
+          <w:szCs w:val="20"/>
+        </w:rPr>
+        <w:t>4</w:t>
+      </w:r>
+      <w:r>
+        <w:rPr>
+          <w:color w:val="35DBDD"/>
+          <w:sz w:val="20"/>
+          <w:szCs w:val="20"/>
+        </w:rPr>
+        <w:t>/</w:t>
+      </w:r>
+      <w:r>
+        <w:rPr>
+          <w:color w:val="35DBDD"/>
+          <w:sz w:val="20"/>
+          <w:szCs w:val="20"/>
+        </w:rPr>
+        <w:t>08</w:t>
       </w:r>
       <w:r>
         <w:rPr>
@@ -597,106 +971,91 @@
           <w:sz w:val="20"/>
           <w:szCs w:val="20"/>
         </w:rPr>
-        <w:t>Client: Mizon</w:t>
-      </w:r>
-    </w:p>
-    <w:p>
-      <w:pPr>
-        <w:rPr>
-          <w:color w:val="35DBDD"/>
-          <w:sz w:val="20"/>
-          <w:szCs w:val="20"/>
-        </w:rPr>
-      </w:pPr>
-      <w:r>
-        <w:rPr>
-          <w:color w:val="35DBDD"/>
-          <w:sz w:val="20"/>
-          <w:szCs w:val="20"/>
-        </w:rPr>
-        <w:t xml:space="preserve">Director: </w:t>
-      </w:r>
-      <w:r>
-        <w:rPr>
-          <w:color w:val="35DBDD"/>
-          <w:sz w:val="20"/>
-          <w:szCs w:val="20"/>
-        </w:rPr>
-        <w:t>Huo Huo</w:t>
-      </w:r>
-    </w:p>
-    <w:p>
-      <w:pPr>
-        <w:rPr>
-          <w:color w:val="35DBDD"/>
-          <w:sz w:val="20"/>
-          <w:szCs w:val="20"/>
-        </w:rPr>
-      </w:pPr>
-      <w:r>
-        <w:rPr>
-          <w:color w:val="35DBDD"/>
-          <w:sz w:val="20"/>
-          <w:szCs w:val="20"/>
-        </w:rPr>
-        <w:t xml:space="preserve">DP: </w:t>
-      </w:r>
-      <w:r>
-        <w:rPr>
-          <w:color w:val="35DBDD"/>
-          <w:sz w:val="20"/>
-          <w:szCs w:val="20"/>
-        </w:rPr>
-        <w:t>Qiao Zhang</w:t>
-      </w:r>
-    </w:p>
-    <w:p>
-      <w:pPr>
-        <w:rPr>
-          <w:color w:val="35DBDD"/>
-          <w:sz w:val="20"/>
-          <w:szCs w:val="20"/>
-        </w:rPr>
-      </w:pPr>
-      <w:r>
-        <w:rPr>
-          <w:color w:val="35DBDD"/>
-          <w:sz w:val="20"/>
-          <w:szCs w:val="20"/>
-        </w:rPr>
-        <w:t>Bilingual Gaffer: Yifu Li</w:t>
-      </w:r>
-    </w:p>
-    <w:p>
-      <w:pPr>
-        <w:rPr>
-          <w:color w:val="35DBDD"/>
-          <w:sz w:val="20"/>
-          <w:szCs w:val="20"/>
-        </w:rPr>
-      </w:pPr>
-      <w:r>
-        <w:rPr>
-          <w:color w:val="35DBDD"/>
-          <w:sz w:val="20"/>
-          <w:szCs w:val="20"/>
-        </w:rPr>
-        <w:t>US Gaffer: Seth Oberle</w:t>
-      </w:r>
-    </w:p>
-    <w:p>
-      <w:pPr>
-        <w:rPr>
-          <w:b/>
-          <w:bCs/>
-          <w:color w:val="35DBDD"/>
-          <w:sz w:val="20"/>
-          <w:szCs w:val="20"/>
-        </w:rPr>
-      </w:pPr>
-    </w:p>
-    <w:p>
-      <w:pPr>
+        <w:t>Client</w:t>
+      </w:r>
+      <w:r>
+        <w:rPr>
+          <w:color w:val="35DBDD"/>
+          <w:sz w:val="20"/>
+          <w:szCs w:val="20"/>
+        </w:rPr>
+        <w:t xml:space="preserve">: </w:t>
+      </w:r>
+      <w:r>
+        <w:rPr>
+          <w:color w:val="35DBDD"/>
+          <w:sz w:val="20"/>
+          <w:szCs w:val="20"/>
+        </w:rPr>
+        <w:t>Air Jordan Sneakers</w:t>
+      </w:r>
+    </w:p>
+    <w:p>
+      <w:pPr>
+        <w:rPr>
+          <w:color w:val="35DBDD"/>
+          <w:sz w:val="20"/>
+          <w:szCs w:val="20"/>
+        </w:rPr>
+      </w:pPr>
+      <w:r>
+        <w:rPr>
+          <w:color w:val="35DBDD"/>
+          <w:sz w:val="20"/>
+          <w:szCs w:val="20"/>
+        </w:rPr>
+        <w:t>Agency: Valentine Global LLC</w:t>
+      </w:r>
+    </w:p>
+    <w:p>
+      <w:pPr>
+        <w:rPr>
+          <w:color w:val="35DBDD"/>
+          <w:sz w:val="20"/>
+          <w:szCs w:val="20"/>
+        </w:rPr>
+      </w:pPr>
+      <w:r>
+        <w:rPr>
+          <w:color w:val="35DBDD"/>
+          <w:sz w:val="20"/>
+          <w:szCs w:val="20"/>
+        </w:rPr>
+        <w:t>Gaffer: Seth Oberle</w:t>
+      </w:r>
+    </w:p>
+    <w:p>
+      <w:pPr>
+        <w:rPr>
+          <w:b/>
+          <w:bCs/>
+          <w:color w:val="35DBDD"/>
+          <w:sz w:val="20"/>
+          <w:szCs w:val="20"/>
+        </w:rPr>
+      </w:pPr>
+    </w:p>
+    <w:p>
+      <w:pPr>
+        <w:rPr>
+          <w:b/>
+          <w:bCs/>
+          <w:color w:val="FFFFFF" w:themeColor="background1"/>
+          <w:sz w:val="20"/>
+          <w:szCs w:val="20"/>
+        </w:rPr>
+      </w:pPr>
+      <w:r>
+        <w:rPr>
+          <w:b/>
+          <w:bCs/>
+          <w:color w:val="FFFFFF" w:themeColor="background1"/>
+          <w:sz w:val="20"/>
+          <w:szCs w:val="20"/>
+        </w:rPr>
+        <w:t xml:space="preserve">Gaffer – </w:t>
+      </w:r>
+      <w:r>
         <w:rPr>
           <w:b/>
           <w:bCs/>
@@ -706,18 +1065,115 @@
           <w:sz w:val="20"/>
           <w:szCs w:val="20"/>
         </w:rPr>
-      </w:pPr>
-      <w:r>
-        <w:rPr>
-          <w:b/>
-          <w:bCs/>
-          <w:color w:val="FFFFFF" w:themeColor="background1"/>
-          <w:sz w:val="20"/>
-          <w:szCs w:val="20"/>
-        </w:rPr>
-        <w:t xml:space="preserve">Gaffer – </w:t>
-      </w:r>
-      <w:r>
+        <w:t>Now Playing</w:t>
+      </w:r>
+      <w:r>
+        <w:rPr>
+          <w:b/>
+          <w:bCs/>
+          <w:color w:val="FFFFFF" w:themeColor="background1"/>
+          <w:sz w:val="20"/>
+          <w:szCs w:val="20"/>
+        </w:rPr>
+        <w:t xml:space="preserve"> (Short)</w:t>
+      </w:r>
+    </w:p>
+    <w:p>
+      <w:pPr>
+        <w:rPr>
+          <w:color w:val="35DBDD"/>
+          <w:sz w:val="20"/>
+          <w:szCs w:val="20"/>
+        </w:rPr>
+      </w:pPr>
+      <w:r>
+        <w:rPr>
+          <w:color w:val="35DBDD"/>
+          <w:sz w:val="20"/>
+          <w:szCs w:val="20"/>
+        </w:rPr>
+        <w:t>03/</w:t>
+      </w:r>
+      <w:r>
+        <w:rPr>
+          <w:color w:val="35DBDD"/>
+          <w:sz w:val="20"/>
+          <w:szCs w:val="20"/>
+        </w:rPr>
+        <w:t>24</w:t>
+      </w:r>
+      <w:r>
+        <w:rPr>
+          <w:color w:val="35DBDD"/>
+          <w:sz w:val="20"/>
+          <w:szCs w:val="20"/>
+        </w:rPr>
+        <w:t>/2026</w:t>
+      </w:r>
+    </w:p>
+    <w:p>
+      <w:pPr>
+        <w:rPr>
+          <w:color w:val="35DBDD"/>
+          <w:sz w:val="20"/>
+          <w:szCs w:val="20"/>
+        </w:rPr>
+      </w:pPr>
+      <w:r>
+        <w:rPr>
+          <w:color w:val="35DBDD"/>
+          <w:sz w:val="20"/>
+          <w:szCs w:val="20"/>
+        </w:rPr>
+        <w:t xml:space="preserve">Director: </w:t>
+      </w:r>
+      <w:r>
+        <w:rPr>
+          <w:color w:val="35DBDD"/>
+          <w:sz w:val="20"/>
+          <w:szCs w:val="20"/>
+        </w:rPr>
+        <w:t>Kathleen Maus</w:t>
+      </w:r>
+    </w:p>
+    <w:p>
+      <w:pPr>
+        <w:rPr>
+          <w:color w:val="35DBDD"/>
+          <w:sz w:val="20"/>
+          <w:szCs w:val="20"/>
+        </w:rPr>
+      </w:pPr>
+      <w:r>
+        <w:rPr>
+          <w:color w:val="35DBDD"/>
+          <w:sz w:val="20"/>
+          <w:szCs w:val="20"/>
+        </w:rPr>
+        <w:t xml:space="preserve">DP: </w:t>
+      </w:r>
+      <w:r>
+        <w:rPr>
+          <w:color w:val="35DBDD"/>
+          <w:sz w:val="20"/>
+          <w:szCs w:val="20"/>
+        </w:rPr>
+        <w:t>Jonathon Lopez</w:t>
+      </w:r>
+    </w:p>
+    <w:p>
+      <w:pPr>
+        <w:rPr>
+          <w:b/>
+          <w:bCs/>
+          <w:color w:val="35DBDD"/>
+          <w:sz w:val="20"/>
+          <w:szCs w:val="20"/>
+        </w:rPr>
+      </w:pPr>
+    </w:p>
+    <w:p>
+      <w:pPr>
         <w:rPr>
           <w:b/>
           <w:bCs/>
@@ -727,68 +1183,116 @@
           <w:sz w:val="20"/>
           <w:szCs w:val="20"/>
         </w:rPr>
-        <w:t>Silence Never Plays</w:t>
-      </w:r>
-      <w:r>
-        <w:rPr>
-          <w:b/>
-          <w:bCs/>
-          <w:color w:val="FFFFFF" w:themeColor="background1"/>
-          <w:sz w:val="20"/>
-          <w:szCs w:val="20"/>
-        </w:rPr>
-        <w:t xml:space="preserve"> (Short)</w:t>
-      </w:r>
-    </w:p>
-    <w:p>
-      <w:pPr>
-        <w:rPr>
-          <w:color w:val="35DBDD"/>
-          <w:sz w:val="20"/>
-          <w:szCs w:val="20"/>
-        </w:rPr>
-      </w:pPr>
-      <w:r>
-        <w:rPr>
-          <w:color w:val="35DBDD"/>
-          <w:sz w:val="20"/>
-          <w:szCs w:val="20"/>
-        </w:rPr>
-        <w:t>02/14/2026-2/15/2026</w:t>
-      </w:r>
-    </w:p>
-    <w:p>
-      <w:pPr>
-        <w:rPr>
-          <w:color w:val="35DBDD"/>
-          <w:sz w:val="20"/>
-          <w:szCs w:val="20"/>
-        </w:rPr>
-      </w:pPr>
-      <w:r>
-        <w:rPr>
-          <w:color w:val="35DBDD"/>
-          <w:sz w:val="20"/>
-          <w:szCs w:val="20"/>
-        </w:rPr>
-        <w:t>Director: Jessica Jin</w:t>
-      </w:r>
-    </w:p>
-    <w:p>
-      <w:pPr>
-        <w:rPr>
-          <w:color w:val="35DBDD"/>
-          <w:sz w:val="20"/>
-          <w:szCs w:val="20"/>
-        </w:rPr>
-      </w:pPr>
-      <w:r>
-        <w:rPr>
-          <w:color w:val="35DBDD"/>
-          <w:sz w:val="20"/>
-          <w:szCs w:val="20"/>
-        </w:rPr>
-        <w:t>DP: Chenxi Li</w:t>
+      </w:pPr>
+      <w:r>
+        <w:rPr>
+          <w:b/>
+          <w:bCs/>
+          <w:color w:val="FFFFFF" w:themeColor="background1"/>
+          <w:sz w:val="20"/>
+          <w:szCs w:val="20"/>
+        </w:rPr>
+        <w:t>Gaffer – Calhoun Area County Center, Battle Creek MI Career Technical Education Shoot (Corporate)</w:t>
+      </w:r>
+    </w:p>
+    <w:p>
+      <w:pPr>
+        <w:rPr>
+          <w:color w:val="35DBDD"/>
+          <w:sz w:val="20"/>
+          <w:szCs w:val="20"/>
+        </w:rPr>
+      </w:pPr>
+      <w:r>
+        <w:rPr>
+          <w:color w:val="35DBDD"/>
+          <w:sz w:val="20"/>
+          <w:szCs w:val="20"/>
+        </w:rPr>
+        <w:t>03/03/2026-03/05/2026</w:t>
+      </w:r>
+    </w:p>
+    <w:p>
+      <w:pPr>
+        <w:rPr>
+          <w:color w:val="35DBDD"/>
+          <w:sz w:val="20"/>
+          <w:szCs w:val="20"/>
+        </w:rPr>
+      </w:pPr>
+      <w:r>
+        <w:rPr>
+          <w:color w:val="35DBDD"/>
+          <w:sz w:val="20"/>
+          <w:szCs w:val="20"/>
+        </w:rPr>
+        <w:t>Agency</w:t>
+      </w:r>
+      <w:r>
+        <w:rPr>
+          <w:color w:val="35DBDD"/>
+          <w:sz w:val="20"/>
+          <w:szCs w:val="20"/>
+        </w:rPr>
+        <w:t xml:space="preserve">: </w:t>
+      </w:r>
+      <w:r>
+        <w:rPr>
+          <w:color w:val="35DBDD"/>
+          <w:sz w:val="20"/>
+          <w:szCs w:val="20"/>
+        </w:rPr>
+        <w:t>Rhodes Branding</w:t>
+      </w:r>
+    </w:p>
+    <w:p>
+      <w:pPr>
+        <w:rPr>
+          <w:color w:val="35DBDD"/>
+          <w:sz w:val="20"/>
+          <w:szCs w:val="20"/>
+        </w:rPr>
+      </w:pPr>
+      <w:r>
+        <w:rPr>
+          <w:color w:val="35DBDD"/>
+          <w:sz w:val="20"/>
+          <w:szCs w:val="20"/>
+        </w:rPr>
+        <w:t xml:space="preserve">Director: </w:t>
+      </w:r>
+      <w:r>
+        <w:rPr>
+          <w:color w:val="35DBDD"/>
+          <w:sz w:val="20"/>
+          <w:szCs w:val="20"/>
+        </w:rPr>
+        <w:t>Michael Ho</w:t>
+      </w:r>
+    </w:p>
+    <w:p>
+      <w:pPr>
+        <w:rPr>
+          <w:color w:val="35DBDD"/>
+          <w:sz w:val="20"/>
+          <w:szCs w:val="20"/>
+        </w:rPr>
+      </w:pPr>
+      <w:r>
+        <w:rPr>
+          <w:color w:val="35DBDD"/>
+          <w:sz w:val="20"/>
+          <w:szCs w:val="20"/>
+        </w:rPr>
+        <w:t xml:space="preserve">DP: </w:t>
+      </w:r>
+      <w:r>
+        <w:rPr>
+          <w:color w:val="35DBDD"/>
+          <w:sz w:val="20"/>
+          <w:szCs w:val="20"/>
+        </w:rPr>
+        <w:t>Logan Parrish</w:t>
       </w:r>
     </w:p>
     <w:p>
@@ -822,6 +1326,343 @@
           <w:sz w:val="20"/>
           <w:szCs w:val="20"/>
         </w:rPr>
+        <w:t>Best Boy Electric</w:t>
+      </w:r>
+      <w:r>
+        <w:rPr>
+          <w:b/>
+          <w:bCs/>
+          <w:color w:val="FFFFFF" w:themeColor="background1"/>
+          <w:sz w:val="20"/>
+          <w:szCs w:val="20"/>
+        </w:rPr>
+        <w:t xml:space="preserve"> – </w:t>
+      </w:r>
+      <w:r>
+        <w:rPr>
+          <w:b/>
+          <w:bCs/>
+          <w:color w:val="FFFFFF" w:themeColor="background1"/>
+          <w:sz w:val="20"/>
+          <w:szCs w:val="20"/>
+        </w:rPr>
+        <w:t>MIZON_MIZONE SHOOT</w:t>
+      </w:r>
+      <w:r>
+        <w:rPr>
+          <w:b/>
+          <w:bCs/>
+          <w:color w:val="FFFFFF" w:themeColor="background1"/>
+          <w:sz w:val="20"/>
+          <w:szCs w:val="20"/>
+        </w:rPr>
+        <w:t xml:space="preserve"> (</w:t>
+      </w:r>
+      <w:r>
+        <w:rPr>
+          <w:b/>
+          <w:bCs/>
+          <w:color w:val="FFFFFF" w:themeColor="background1"/>
+          <w:sz w:val="20"/>
+          <w:szCs w:val="20"/>
+        </w:rPr>
+        <w:t>Commercial</w:t>
+      </w:r>
+      <w:r>
+        <w:rPr>
+          <w:b/>
+          <w:bCs/>
+          <w:color w:val="FFFFFF" w:themeColor="background1"/>
+          <w:sz w:val="20"/>
+          <w:szCs w:val="20"/>
+        </w:rPr>
+        <w:t>)</w:t>
+      </w:r>
+    </w:p>
+    <w:p>
+      <w:pPr>
+        <w:rPr>
+          <w:color w:val="35DBDD"/>
+          <w:sz w:val="20"/>
+          <w:szCs w:val="20"/>
+        </w:rPr>
+      </w:pPr>
+      <w:r>
+        <w:rPr>
+          <w:color w:val="35DBDD"/>
+          <w:sz w:val="20"/>
+          <w:szCs w:val="20"/>
+        </w:rPr>
+        <w:t>02/</w:t>
+      </w:r>
+      <w:r>
+        <w:rPr>
+          <w:color w:val="35DBDD"/>
+          <w:sz w:val="20"/>
+          <w:szCs w:val="20"/>
+        </w:rPr>
+        <w:t>24</w:t>
+      </w:r>
+      <w:r>
+        <w:rPr>
+          <w:color w:val="35DBDD"/>
+          <w:sz w:val="20"/>
+          <w:szCs w:val="20"/>
+        </w:rPr>
+        <w:t>/2026</w:t>
+      </w:r>
+    </w:p>
+    <w:p>
+      <w:pPr>
+        <w:rPr>
+          <w:color w:val="35DBDD"/>
+          <w:sz w:val="20"/>
+          <w:szCs w:val="20"/>
+        </w:rPr>
+      </w:pPr>
+      <w:r>
+        <w:rPr>
+          <w:color w:val="35DBDD"/>
+          <w:sz w:val="20"/>
+          <w:szCs w:val="20"/>
+        </w:rPr>
+        <w:t>Client: Mizon</w:t>
+      </w:r>
+    </w:p>
+    <w:p>
+      <w:pPr>
+        <w:rPr>
+          <w:color w:val="35DBDD"/>
+          <w:sz w:val="20"/>
+          <w:szCs w:val="20"/>
+        </w:rPr>
+      </w:pPr>
+      <w:r>
+        <w:rPr>
+          <w:color w:val="35DBDD"/>
+          <w:sz w:val="20"/>
+          <w:szCs w:val="20"/>
+        </w:rPr>
+        <w:t xml:space="preserve">Director: </w:t>
+      </w:r>
+      <w:r>
+        <w:rPr>
+          <w:color w:val="35DBDD"/>
+          <w:sz w:val="20"/>
+          <w:szCs w:val="20"/>
+        </w:rPr>
+        <w:t>Huo Huo</w:t>
+      </w:r>
+    </w:p>
+    <w:p>
+      <w:pPr>
+        <w:rPr>
+          <w:color w:val="35DBDD"/>
+          <w:sz w:val="20"/>
+          <w:szCs w:val="20"/>
+        </w:rPr>
+      </w:pPr>
+      <w:r>
+        <w:rPr>
+          <w:color w:val="35DBDD"/>
+          <w:sz w:val="20"/>
+          <w:szCs w:val="20"/>
+        </w:rPr>
+        <w:t xml:space="preserve">DP: </w:t>
+      </w:r>
+      <w:r>
+        <w:rPr>
+          <w:color w:val="35DBDD"/>
+          <w:sz w:val="20"/>
+          <w:szCs w:val="20"/>
+        </w:rPr>
+        <w:t>Qiao Zhang</w:t>
+      </w:r>
+    </w:p>
+    <w:p>
+      <w:pPr>
+        <w:rPr>
+          <w:color w:val="35DBDD"/>
+          <w:sz w:val="20"/>
+          <w:szCs w:val="20"/>
+        </w:rPr>
+      </w:pPr>
+      <w:r>
+        <w:rPr>
+          <w:color w:val="35DBDD"/>
+          <w:sz w:val="20"/>
+          <w:szCs w:val="20"/>
+        </w:rPr>
+        <w:t>Bilingual Gaffer: Yifu Li</w:t>
+      </w:r>
+    </w:p>
+    <w:p>
+      <w:pPr>
+        <w:rPr>
+          <w:color w:val="35DBDD"/>
+          <w:sz w:val="20"/>
+          <w:szCs w:val="20"/>
+        </w:rPr>
+      </w:pPr>
+      <w:r>
+        <w:rPr>
+          <w:color w:val="35DBDD"/>
+          <w:sz w:val="20"/>
+          <w:szCs w:val="20"/>
+        </w:rPr>
+        <w:t>US Gaffer: Seth Oberle</w:t>
+      </w:r>
+    </w:p>
+    <w:p>
+      <w:pPr>
+        <w:rPr>
+          <w:b/>
+          <w:bCs/>
+          <w:color w:val="35DBDD"/>
+          <w:sz w:val="20"/>
+          <w:szCs w:val="20"/>
+        </w:rPr>
+      </w:pPr>
+    </w:p>
+    <w:p>
+      <w:pPr>
+        <w:rPr>
+          <w:b/>
+          <w:bCs/>
+          <w:i/>
+          <w:iCs/>
+          <w:color w:val="FFFFFF" w:themeColor="background1"/>
+          <w:sz w:val="20"/>
+          <w:szCs w:val="20"/>
+        </w:rPr>
+      </w:pPr>
+      <w:r>
+        <w:rPr>
+          <w:b/>
+          <w:bCs/>
+          <w:color w:val="FFFFFF" w:themeColor="background1"/>
+          <w:sz w:val="20"/>
+          <w:szCs w:val="20"/>
+        </w:rPr>
+        <w:t xml:space="preserve">Gaffer – </w:t>
+      </w:r>
+      <w:r>
+        <w:rPr>
+          <w:b/>
+          <w:bCs/>
+          <w:i/>
+          <w:iCs/>
+          <w:color w:val="FFFFFF" w:themeColor="background1"/>
+          <w:sz w:val="20"/>
+          <w:szCs w:val="20"/>
+        </w:rPr>
+        <w:t>Silence Never Plays</w:t>
+      </w:r>
+      <w:r>
+        <w:rPr>
+          <w:b/>
+          <w:bCs/>
+          <w:color w:val="FFFFFF" w:themeColor="background1"/>
+          <w:sz w:val="20"/>
+          <w:szCs w:val="20"/>
+        </w:rPr>
+        <w:t xml:space="preserve"> (Short)</w:t>
+      </w:r>
+    </w:p>
+    <w:p>
+      <w:pPr>
+        <w:rPr>
+          <w:color w:val="35DBDD"/>
+          <w:sz w:val="20"/>
+          <w:szCs w:val="20"/>
+        </w:rPr>
+      </w:pPr>
+      <w:r>
+        <w:rPr>
+          <w:color w:val="35DBDD"/>
+          <w:sz w:val="20"/>
+          <w:szCs w:val="20"/>
+        </w:rPr>
+        <w:t>02/14/2026-2/15/2026</w:t>
+      </w:r>
+    </w:p>
+    <w:p>
+      <w:pPr>
+        <w:rPr>
+          <w:color w:val="35DBDD"/>
+          <w:sz w:val="20"/>
+          <w:szCs w:val="20"/>
+        </w:rPr>
+      </w:pPr>
+      <w:r>
+        <w:rPr>
+          <w:color w:val="35DBDD"/>
+          <w:sz w:val="20"/>
+          <w:szCs w:val="20"/>
+        </w:rPr>
+        <w:t>Director: Jessica Jin</w:t>
+      </w:r>
+    </w:p>
+    <w:p>
+      <w:pPr>
+        <w:rPr>
+          <w:color w:val="35DBDD"/>
+          <w:sz w:val="20"/>
+          <w:szCs w:val="20"/>
+        </w:rPr>
+      </w:pPr>
+      <w:r>
+        <w:rPr>
+          <w:color w:val="35DBDD"/>
+          <w:sz w:val="20"/>
+          <w:szCs w:val="20"/>
+        </w:rPr>
+        <w:t>DP: Chenxi Li</w:t>
+      </w:r>
+    </w:p>
+    <w:p>
+      <w:pPr>
+        <w:rPr>
+          <w:b/>
+          <w:bCs/>
+          <w:color w:val="35DBDD"/>
+          <w:sz w:val="20"/>
+          <w:szCs w:val="20"/>
+        </w:rPr>
+      </w:pPr>
+    </w:p>
+    <w:p>
+      <w:pPr>
+        <w:rPr>
+          <w:b/>
+          <w:bCs/>
+          <w:color w:val="35DBDD"/>
+          <w:sz w:val="20"/>
+          <w:szCs w:val="20"/>
+        </w:rPr>
+      </w:pPr>
+    </w:p>
+    <w:p>
+      <w:pPr>
+        <w:rPr>
+          <w:b/>
+          <w:bCs/>
+          <w:i/>
+          <w:iCs/>
+          <w:color w:val="FFFFFF" w:themeColor="background1"/>
+          <w:sz w:val="20"/>
+          <w:szCs w:val="20"/>
+        </w:rPr>
+      </w:pPr>
+      <w:r>
+        <w:rPr>
+          <w:b/>
+          <w:bCs/>
+          <w:color w:val="FFFFFF" w:themeColor="background1"/>
+          <w:sz w:val="20"/>
+          <w:szCs w:val="20"/>
+        </w:rPr>
+        <w:lastRenderedPageBreak/>
         <w:t xml:space="preserve">Best Boy Electric – </w:t>
       </w:r>
       <w:r>
@@ -1059,7 +1900,7 @@
           <w:sz w:val="20"/>
           <w:szCs w:val="20"/>
         </w:rPr>
-        <w:t xml:space="preserve">Client: Breakfast Worldwide x </w:t>
+        <w:t xml:space="preserve">Client: </w:t>
       </w:r>
       <w:r>
         <w:rPr>
@@ -1084,7 +1925,15 @@
           <w:sz w:val="20"/>
           <w:szCs w:val="20"/>
         </w:rPr>
-        <w:t>Producer: Madison Ginsberg</w:t>
+        <w:t>Produc</w:t>
+      </w:r>
+      <w:r>
+        <w:rPr>
+          <w:color w:val="35DBDD"/>
+          <w:sz w:val="20"/>
+          <w:szCs w:val="20"/>
+        </w:rPr>
+        <w:t>tion Company: Breakfast Worldwide</w:t>
       </w:r>
     </w:p>
     <w:p>
@@ -1447,49 +2296,21 @@
     <w:p>
       <w:pPr>
         <w:rPr>
-          <w:color w:val="35DBDD"/>
-          <w:sz w:val="20"/>
-          <w:szCs w:val="20"/>
-        </w:rPr>
-      </w:pPr>
-    </w:p>
-    <w:p>
-      <w:pPr>
-        <w:rPr>
-          <w:color w:val="35DBDD"/>
-          <w:sz w:val="20"/>
-          <w:szCs w:val="20"/>
-        </w:rPr>
-      </w:pPr>
-    </w:p>
-    <w:p>
-      <w:pPr>
-        <w:rPr>
-          <w:color w:val="35DBDD"/>
-          <w:sz w:val="20"/>
-          <w:szCs w:val="20"/>
-        </w:rPr>
-      </w:pPr>
-    </w:p>
-    <w:p>
-      <w:pPr>
-        <w:rPr>
-          <w:b/>
-          <w:bCs/>
-          <w:color w:val="FFFFFF" w:themeColor="background1"/>
-          <w:sz w:val="20"/>
-          <w:szCs w:val="20"/>
-        </w:rPr>
-      </w:pPr>
-      <w:r>
-        <w:rPr>
-          <w:b/>
-          <w:bCs/>
-          <w:color w:val="FFFFFF" w:themeColor="background1"/>
-          <w:sz w:val="20"/>
-          <w:szCs w:val="20"/>
-        </w:rPr>
-        <w:lastRenderedPageBreak/>
+          <w:b/>
+          <w:bCs/>
+          <w:color w:val="FFFFFF" w:themeColor="background1"/>
+          <w:sz w:val="20"/>
+          <w:szCs w:val="20"/>
+        </w:rPr>
+      </w:pPr>
+      <w:r>
+        <w:rPr>
+          <w:b/>
+          <w:bCs/>
+          <w:color w:val="FFFFFF" w:themeColor="background1"/>
+          <w:sz w:val="20"/>
+          <w:szCs w:val="20"/>
+        </w:rPr>
         <w:t xml:space="preserve">Gaffer – </w:t>
       </w:r>
       <w:r>
@@ -2527,21 +3348,40 @@
     <w:p>
       <w:pPr>
         <w:rPr>
-          <w:b/>
-          <w:bCs/>
-          <w:color w:val="FFFFFF" w:themeColor="background1"/>
-          <w:sz w:val="20"/>
-          <w:szCs w:val="20"/>
-        </w:rPr>
-      </w:pPr>
-      <w:r>
-        <w:rPr>
-          <w:b/>
-          <w:bCs/>
-          <w:color w:val="FFFFFF" w:themeColor="background1"/>
-          <w:sz w:val="20"/>
-          <w:szCs w:val="20"/>
-        </w:rPr>
+          <w:color w:val="35DBDD"/>
+          <w:sz w:val="20"/>
+          <w:szCs w:val="20"/>
+        </w:rPr>
+      </w:pPr>
+    </w:p>
+    <w:p>
+      <w:pPr>
+        <w:rPr>
+          <w:color w:val="35DBDD"/>
+          <w:sz w:val="20"/>
+          <w:szCs w:val="20"/>
+        </w:rPr>
+      </w:pPr>
+    </w:p>
+    <w:p>
+      <w:pPr>
+        <w:rPr>
+          <w:b/>
+          <w:bCs/>
+          <w:color w:val="FFFFFF" w:themeColor="background1"/>
+          <w:sz w:val="20"/>
+          <w:szCs w:val="20"/>
+        </w:rPr>
+      </w:pPr>
+      <w:r>
+        <w:rPr>
+          <w:b/>
+          <w:bCs/>
+          <w:color w:val="FFFFFF" w:themeColor="background1"/>
+          <w:sz w:val="20"/>
+          <w:szCs w:val="20"/>
+        </w:rPr>
+        <w:lastRenderedPageBreak/>
         <w:t xml:space="preserve">Swing/DMX-Tech – </w:t>
       </w:r>
       <w:r>
@@ -3092,40 +3932,21 @@
     <w:p>
       <w:pPr>
         <w:rPr>
-          <w:color w:val="35DBDD"/>
-          <w:sz w:val="20"/>
-          <w:szCs w:val="20"/>
-        </w:rPr>
-      </w:pPr>
-    </w:p>
-    <w:p>
-      <w:pPr>
-        <w:rPr>
-          <w:color w:val="35DBDD"/>
-          <w:sz w:val="20"/>
-          <w:szCs w:val="20"/>
-        </w:rPr>
-      </w:pPr>
-    </w:p>
-    <w:p>
-      <w:pPr>
-        <w:rPr>
-          <w:b/>
-          <w:bCs/>
-          <w:color w:val="FFFFFF" w:themeColor="background1"/>
-          <w:sz w:val="20"/>
-          <w:szCs w:val="20"/>
-        </w:rPr>
-      </w:pPr>
-      <w:r>
-        <w:rPr>
-          <w:b/>
-          <w:bCs/>
-          <w:color w:val="FFFFFF" w:themeColor="background1"/>
-          <w:sz w:val="20"/>
-          <w:szCs w:val="20"/>
-        </w:rPr>
-        <w:lastRenderedPageBreak/>
+          <w:b/>
+          <w:bCs/>
+          <w:color w:val="FFFFFF" w:themeColor="background1"/>
+          <w:sz w:val="20"/>
+          <w:szCs w:val="20"/>
+        </w:rPr>
+      </w:pPr>
+      <w:r>
+        <w:rPr>
+          <w:b/>
+          <w:bCs/>
+          <w:color w:val="FFFFFF" w:themeColor="background1"/>
+          <w:sz w:val="20"/>
+          <w:szCs w:val="20"/>
+        </w:rPr>
         <w:t>2</w:t>
       </w:r>
       <w:r>
@@ -3859,30 +4680,22 @@
     <w:p>
       <w:pPr>
         <w:rPr>
-          <w:color w:val="35DBDD"/>
-          <w:sz w:val="20"/>
-          <w:szCs w:val="20"/>
-        </w:rPr>
-      </w:pPr>
-    </w:p>
-    <w:p>
-      <w:pPr>
-        <w:rPr>
-          <w:b/>
-          <w:bCs/>
-          <w:color w:val="FFFFFF" w:themeColor="background1"/>
-          <w:sz w:val="20"/>
-          <w:szCs w:val="20"/>
-        </w:rPr>
-      </w:pPr>
-      <w:r>
-        <w:rPr>
-          <w:b/>
-          <w:bCs/>
-          <w:color w:val="FFFFFF" w:themeColor="background1"/>
-          <w:sz w:val="20"/>
-          <w:szCs w:val="20"/>
-        </w:rPr>
+          <w:b/>
+          <w:bCs/>
+          <w:color w:val="FFFFFF" w:themeColor="background1"/>
+          <w:sz w:val="20"/>
+          <w:szCs w:val="20"/>
+        </w:rPr>
+      </w:pPr>
+      <w:r>
+        <w:rPr>
+          <w:b/>
+          <w:bCs/>
+          <w:color w:val="FFFFFF" w:themeColor="background1"/>
+          <w:sz w:val="20"/>
+          <w:szCs w:val="20"/>
+        </w:rPr>
+        <w:lastRenderedPageBreak/>
         <w:t xml:space="preserve">Best Boy Electric (Day Player) – </w:t>
       </w:r>
       <w:r>
@@ -4408,22 +5221,30 @@
     <w:p>
       <w:pPr>
         <w:rPr>
-          <w:b/>
-          <w:bCs/>
-          <w:color w:val="FFFFFF" w:themeColor="background1"/>
-          <w:sz w:val="20"/>
-          <w:szCs w:val="20"/>
-        </w:rPr>
-      </w:pPr>
-      <w:r>
-        <w:rPr>
-          <w:b/>
-          <w:bCs/>
-          <w:color w:val="FFFFFF" w:themeColor="background1"/>
-          <w:sz w:val="20"/>
-          <w:szCs w:val="20"/>
-        </w:rPr>
-        <w:lastRenderedPageBreak/>
+          <w:color w:val="35DBDD"/>
+          <w:sz w:val="20"/>
+          <w:szCs w:val="20"/>
+        </w:rPr>
+      </w:pPr>
+    </w:p>
+    <w:p>
+      <w:pPr>
+        <w:rPr>
+          <w:b/>
+          <w:bCs/>
+          <w:color w:val="FFFFFF" w:themeColor="background1"/>
+          <w:sz w:val="20"/>
+          <w:szCs w:val="20"/>
+        </w:rPr>
+      </w:pPr>
+      <w:r>
+        <w:rPr>
+          <w:b/>
+          <w:bCs/>
+          <w:color w:val="FFFFFF" w:themeColor="background1"/>
+          <w:sz w:val="20"/>
+          <w:szCs w:val="20"/>
+        </w:rPr>
         <w:t xml:space="preserve">Lighting Console Programmer – </w:t>
       </w:r>
       <w:r>
@@ -5129,30 +5950,22 @@
     <w:p>
       <w:pPr>
         <w:rPr>
-          <w:color w:val="35DBDD"/>
-          <w:sz w:val="20"/>
-          <w:szCs w:val="20"/>
-        </w:rPr>
-      </w:pPr>
-    </w:p>
-    <w:p>
-      <w:pPr>
-        <w:rPr>
-          <w:b/>
-          <w:bCs/>
-          <w:color w:val="FFFFFF" w:themeColor="background1"/>
-          <w:sz w:val="20"/>
-          <w:szCs w:val="20"/>
-        </w:rPr>
-      </w:pPr>
-      <w:r>
-        <w:rPr>
-          <w:b/>
-          <w:bCs/>
-          <w:color w:val="FFFFFF" w:themeColor="background1"/>
-          <w:sz w:val="20"/>
-          <w:szCs w:val="20"/>
-        </w:rPr>
+          <w:b/>
+          <w:bCs/>
+          <w:color w:val="FFFFFF" w:themeColor="background1"/>
+          <w:sz w:val="20"/>
+          <w:szCs w:val="20"/>
+        </w:rPr>
+      </w:pPr>
+      <w:r>
+        <w:rPr>
+          <w:b/>
+          <w:bCs/>
+          <w:color w:val="FFFFFF" w:themeColor="background1"/>
+          <w:sz w:val="20"/>
+          <w:szCs w:val="20"/>
+        </w:rPr>
+        <w:lastRenderedPageBreak/>
         <w:t xml:space="preserve">Dimmer Board </w:t>
       </w:r>
       <w:r>
@@ -5508,58 +6321,21 @@
     <w:p>
       <w:pPr>
         <w:rPr>
-          <w:color w:val="35DBDD"/>
-          <w:sz w:val="20"/>
-          <w:szCs w:val="20"/>
-        </w:rPr>
-      </w:pPr>
-    </w:p>
-    <w:p>
-      <w:pPr>
-        <w:rPr>
-          <w:color w:val="35DBDD"/>
-          <w:sz w:val="20"/>
-          <w:szCs w:val="20"/>
-        </w:rPr>
-      </w:pPr>
-    </w:p>
-    <w:p>
-      <w:pPr>
-        <w:rPr>
-          <w:color w:val="35DBDD"/>
-          <w:sz w:val="20"/>
-          <w:szCs w:val="20"/>
-        </w:rPr>
-      </w:pPr>
-    </w:p>
-    <w:p>
-      <w:pPr>
-        <w:rPr>
-          <w:color w:val="35DBDD"/>
-          <w:sz w:val="20"/>
-          <w:szCs w:val="20"/>
-        </w:rPr>
-      </w:pPr>
-    </w:p>
-    <w:p>
-      <w:pPr>
-        <w:rPr>
-          <w:b/>
-          <w:bCs/>
-          <w:color w:val="FFFFFF" w:themeColor="background1"/>
-          <w:sz w:val="20"/>
-          <w:szCs w:val="20"/>
-        </w:rPr>
-      </w:pPr>
-      <w:r>
-        <w:rPr>
-          <w:b/>
-          <w:bCs/>
-          <w:color w:val="FFFFFF" w:themeColor="background1"/>
-          <w:sz w:val="20"/>
-          <w:szCs w:val="20"/>
-        </w:rPr>
-        <w:lastRenderedPageBreak/>
+          <w:b/>
+          <w:bCs/>
+          <w:color w:val="FFFFFF" w:themeColor="background1"/>
+          <w:sz w:val="20"/>
+          <w:szCs w:val="20"/>
+        </w:rPr>
+      </w:pPr>
+      <w:r>
+        <w:rPr>
+          <w:b/>
+          <w:bCs/>
+          <w:color w:val="FFFFFF" w:themeColor="background1"/>
+          <w:sz w:val="20"/>
+          <w:szCs w:val="20"/>
+        </w:rPr>
         <w:t xml:space="preserve">Dimmer Board Operator – </w:t>
       </w:r>
       <w:r>
@@ -6439,21 +7215,49 @@
     <w:p>
       <w:pPr>
         <w:rPr>
-          <w:b/>
-          <w:bCs/>
-          <w:color w:val="FFFFFF" w:themeColor="background1"/>
-          <w:sz w:val="20"/>
-          <w:szCs w:val="20"/>
-        </w:rPr>
-      </w:pPr>
-      <w:r>
-        <w:rPr>
-          <w:b/>
-          <w:bCs/>
-          <w:color w:val="FFFFFF" w:themeColor="background1"/>
-          <w:sz w:val="20"/>
-          <w:szCs w:val="20"/>
-        </w:rPr>
+          <w:color w:val="35DBDD"/>
+          <w:sz w:val="20"/>
+          <w:szCs w:val="20"/>
+        </w:rPr>
+      </w:pPr>
+    </w:p>
+    <w:p>
+      <w:pPr>
+        <w:rPr>
+          <w:color w:val="35DBDD"/>
+          <w:sz w:val="20"/>
+          <w:szCs w:val="20"/>
+        </w:rPr>
+      </w:pPr>
+    </w:p>
+    <w:p>
+      <w:pPr>
+        <w:rPr>
+          <w:color w:val="35DBDD"/>
+          <w:sz w:val="20"/>
+          <w:szCs w:val="20"/>
+        </w:rPr>
+      </w:pPr>
+    </w:p>
+    <w:p>
+      <w:pPr>
+        <w:rPr>
+          <w:b/>
+          <w:bCs/>
+          <w:color w:val="FFFFFF" w:themeColor="background1"/>
+          <w:sz w:val="20"/>
+          <w:szCs w:val="20"/>
+        </w:rPr>
+      </w:pPr>
+      <w:r>
+        <w:rPr>
+          <w:b/>
+          <w:bCs/>
+          <w:color w:val="FFFFFF" w:themeColor="background1"/>
+          <w:sz w:val="20"/>
+          <w:szCs w:val="20"/>
+        </w:rPr>
+        <w:lastRenderedPageBreak/>
         <w:t xml:space="preserve">Swing Electric – </w:t>
       </w:r>
       <w:r>

--- a/assets/resume.docx
+++ b/assets/resume.docx
@@ -211,24 +211,140 @@
         <w:rPr>
           <w:b/>
           <w:bCs/>
+          <w:color w:val="FFFFFF" w:themeColor="background1"/>
+          <w:sz w:val="20"/>
+          <w:szCs w:val="20"/>
+        </w:rPr>
+      </w:pPr>
+      <w:r>
+        <w:rPr>
+          <w:b/>
+          <w:bCs/>
+          <w:color w:val="FFFFFF" w:themeColor="background1"/>
+          <w:sz w:val="20"/>
+          <w:szCs w:val="20"/>
+        </w:rPr>
+        <w:t xml:space="preserve">Gaffer – </w:t>
+      </w:r>
+      <w:r>
+        <w:rPr>
+          <w:b/>
+          <w:bCs/>
           <w:i/>
           <w:iCs/>
           <w:color w:val="FFFFFF" w:themeColor="background1"/>
           <w:sz w:val="20"/>
           <w:szCs w:val="20"/>
         </w:rPr>
-      </w:pPr>
-      <w:r>
-        <w:rPr>
-          <w:b/>
-          <w:bCs/>
-          <w:color w:val="FFFFFF" w:themeColor="background1"/>
-          <w:sz w:val="20"/>
-          <w:szCs w:val="20"/>
-        </w:rPr>
-        <w:t xml:space="preserve">G&amp;E Swing – </w:t>
-      </w:r>
-      <w:r>
+        <w:t>Callback</w:t>
+      </w:r>
+      <w:r>
+        <w:rPr>
+          <w:b/>
+          <w:bCs/>
+          <w:color w:val="FFFFFF" w:themeColor="background1"/>
+          <w:sz w:val="20"/>
+          <w:szCs w:val="20"/>
+        </w:rPr>
+        <w:t xml:space="preserve"> (Short)</w:t>
+      </w:r>
+    </w:p>
+    <w:p>
+      <w:pPr>
+        <w:rPr>
+          <w:color w:val="35DBDD"/>
+          <w:sz w:val="20"/>
+          <w:szCs w:val="20"/>
+        </w:rPr>
+      </w:pPr>
+      <w:r>
+        <w:rPr>
+          <w:color w:val="35DBDD"/>
+          <w:sz w:val="20"/>
+          <w:szCs w:val="20"/>
+        </w:rPr>
+        <w:t>0</w:t>
+      </w:r>
+      <w:r>
+        <w:rPr>
+          <w:color w:val="35DBDD"/>
+          <w:sz w:val="20"/>
+          <w:szCs w:val="20"/>
+        </w:rPr>
+        <w:t>4/25/2026-04/29/</w:t>
+      </w:r>
+      <w:r>
+        <w:rPr>
+          <w:color w:val="35DBDD"/>
+          <w:sz w:val="20"/>
+          <w:szCs w:val="20"/>
+        </w:rPr>
+        <w:t>2026</w:t>
+      </w:r>
+    </w:p>
+    <w:p>
+      <w:pPr>
+        <w:rPr>
+          <w:color w:val="35DBDD"/>
+          <w:sz w:val="20"/>
+          <w:szCs w:val="20"/>
+        </w:rPr>
+      </w:pPr>
+      <w:r>
+        <w:rPr>
+          <w:color w:val="35DBDD"/>
+          <w:sz w:val="20"/>
+          <w:szCs w:val="20"/>
+        </w:rPr>
+        <w:t xml:space="preserve">Director: </w:t>
+      </w:r>
+      <w:r>
+        <w:rPr>
+          <w:color w:val="35DBDD"/>
+          <w:sz w:val="20"/>
+          <w:szCs w:val="20"/>
+        </w:rPr>
+        <w:t>Omar Bedier</w:t>
+      </w:r>
+    </w:p>
+    <w:p>
+      <w:pPr>
+        <w:rPr>
+          <w:color w:val="35DBDD"/>
+          <w:sz w:val="20"/>
+          <w:szCs w:val="20"/>
+        </w:rPr>
+      </w:pPr>
+      <w:r>
+        <w:rPr>
+          <w:color w:val="35DBDD"/>
+          <w:sz w:val="20"/>
+          <w:szCs w:val="20"/>
+        </w:rPr>
+        <w:t xml:space="preserve">DP: </w:t>
+      </w:r>
+      <w:r>
+        <w:rPr>
+          <w:color w:val="35DBDD"/>
+          <w:sz w:val="20"/>
+          <w:szCs w:val="20"/>
+        </w:rPr>
+        <w:t>Max Dunn</w:t>
+      </w:r>
+    </w:p>
+    <w:p>
+      <w:pPr>
+        <w:rPr>
+          <w:b/>
+          <w:bCs/>
+          <w:color w:val="35DBDD"/>
+          <w:sz w:val="24"/>
+          <w:szCs w:val="24"/>
+        </w:rPr>
+      </w:pPr>
+    </w:p>
+    <w:p>
+      <w:pPr>
         <w:rPr>
           <w:b/>
           <w:bCs/>
@@ -238,255 +354,16 @@
           <w:sz w:val="20"/>
           <w:szCs w:val="20"/>
         </w:rPr>
-        <w:t>USA NEEDS CTE</w:t>
-      </w:r>
-    </w:p>
-    <w:p>
-      <w:pPr>
-        <w:rPr>
-          <w:color w:val="35DBDD"/>
-          <w:sz w:val="20"/>
-          <w:szCs w:val="20"/>
-        </w:rPr>
-      </w:pPr>
-      <w:r>
-        <w:rPr>
-          <w:color w:val="35DBDD"/>
-          <w:sz w:val="20"/>
-          <w:szCs w:val="20"/>
-        </w:rPr>
-        <w:t>0</w:t>
-      </w:r>
-      <w:r>
-        <w:rPr>
-          <w:color w:val="35DBDD"/>
-          <w:sz w:val="20"/>
-          <w:szCs w:val="20"/>
-        </w:rPr>
-        <w:t>4</w:t>
-      </w:r>
-      <w:r>
-        <w:rPr>
-          <w:color w:val="35DBDD"/>
-          <w:sz w:val="20"/>
-          <w:szCs w:val="20"/>
-        </w:rPr>
-        <w:t>/</w:t>
-      </w:r>
-      <w:r>
-        <w:rPr>
-          <w:color w:val="35DBDD"/>
-          <w:sz w:val="20"/>
-          <w:szCs w:val="20"/>
-        </w:rPr>
-        <w:t>20</w:t>
-      </w:r>
-      <w:r>
-        <w:rPr>
-          <w:color w:val="35DBDD"/>
-          <w:sz w:val="20"/>
-          <w:szCs w:val="20"/>
-        </w:rPr>
-        <w:t>/2026-0</w:t>
-      </w:r>
-      <w:r>
-        <w:rPr>
-          <w:color w:val="35DBDD"/>
-          <w:sz w:val="20"/>
-          <w:szCs w:val="20"/>
-        </w:rPr>
-        <w:t>4</w:t>
-      </w:r>
-      <w:r>
-        <w:rPr>
-          <w:color w:val="35DBDD"/>
-          <w:sz w:val="20"/>
-          <w:szCs w:val="20"/>
-        </w:rPr>
-        <w:t>/</w:t>
-      </w:r>
-      <w:r>
-        <w:rPr>
-          <w:color w:val="35DBDD"/>
-          <w:sz w:val="20"/>
-          <w:szCs w:val="20"/>
-        </w:rPr>
-        <w:t>23</w:t>
-      </w:r>
-      <w:r>
-        <w:rPr>
-          <w:color w:val="35DBDD"/>
-          <w:sz w:val="20"/>
-          <w:szCs w:val="20"/>
-        </w:rPr>
-        <w:t>/2026</w:t>
-      </w:r>
-    </w:p>
-    <w:p>
-      <w:pPr>
-        <w:rPr>
-          <w:color w:val="35DBDD"/>
-          <w:sz w:val="20"/>
-          <w:szCs w:val="20"/>
-        </w:rPr>
-      </w:pPr>
-      <w:r>
-        <w:rPr>
-          <w:color w:val="35DBDD"/>
-          <w:sz w:val="20"/>
-          <w:szCs w:val="20"/>
-        </w:rPr>
-        <w:t>Agency</w:t>
-      </w:r>
-      <w:r>
-        <w:rPr>
-          <w:color w:val="35DBDD"/>
-          <w:sz w:val="20"/>
-          <w:szCs w:val="20"/>
-        </w:rPr>
-        <w:t xml:space="preserve">: </w:t>
-      </w:r>
-      <w:r>
-        <w:rPr>
-          <w:color w:val="35DBDD"/>
-          <w:sz w:val="20"/>
-          <w:szCs w:val="20"/>
-        </w:rPr>
-        <w:t>Rhodes Branding</w:t>
-      </w:r>
-    </w:p>
-    <w:p>
-      <w:pPr>
-        <w:rPr>
-          <w:color w:val="35DBDD"/>
-          <w:sz w:val="20"/>
-          <w:szCs w:val="20"/>
-        </w:rPr>
-      </w:pPr>
-      <w:r>
-        <w:rPr>
-          <w:color w:val="35DBDD"/>
-          <w:sz w:val="20"/>
-          <w:szCs w:val="20"/>
-        </w:rPr>
-        <w:t>D</w:t>
-      </w:r>
-      <w:r>
-        <w:rPr>
-          <w:color w:val="35DBDD"/>
-          <w:sz w:val="20"/>
-          <w:szCs w:val="20"/>
-        </w:rPr>
-        <w:t>P</w:t>
-      </w:r>
-      <w:r>
-        <w:rPr>
-          <w:color w:val="35DBDD"/>
-          <w:sz w:val="20"/>
-          <w:szCs w:val="20"/>
-        </w:rPr>
-        <w:t xml:space="preserve">: </w:t>
-      </w:r>
-      <w:r>
-        <w:rPr>
-          <w:color w:val="35DBDD"/>
-          <w:sz w:val="20"/>
-          <w:szCs w:val="20"/>
-        </w:rPr>
-        <w:t>Michael Ho</w:t>
-      </w:r>
-    </w:p>
-    <w:p>
-      <w:pPr>
-        <w:rPr>
-          <w:color w:val="35DBDD"/>
-          <w:sz w:val="20"/>
-          <w:szCs w:val="20"/>
-        </w:rPr>
-      </w:pPr>
-      <w:r>
-        <w:rPr>
-          <w:color w:val="35DBDD"/>
-          <w:sz w:val="20"/>
-          <w:szCs w:val="20"/>
-        </w:rPr>
-        <w:t>Gaffer</w:t>
-      </w:r>
-      <w:r>
-        <w:rPr>
-          <w:color w:val="35DBDD"/>
-          <w:sz w:val="20"/>
-          <w:szCs w:val="20"/>
-        </w:rPr>
-        <w:t xml:space="preserve">: </w:t>
-      </w:r>
-      <w:r>
-        <w:rPr>
-          <w:color w:val="35DBDD"/>
-          <w:sz w:val="20"/>
-          <w:szCs w:val="20"/>
-        </w:rPr>
-        <w:t>Logan Parrish</w:t>
-      </w:r>
-    </w:p>
-    <w:p>
-      <w:pPr>
-        <w:rPr>
-          <w:color w:val="35DBDD"/>
-          <w:sz w:val="20"/>
-          <w:szCs w:val="20"/>
-        </w:rPr>
-      </w:pPr>
-    </w:p>
-    <w:p>
-      <w:pPr>
-        <w:rPr>
-          <w:b/>
-          <w:bCs/>
-          <w:color w:val="FFFFFF" w:themeColor="background1"/>
-          <w:sz w:val="20"/>
-          <w:szCs w:val="20"/>
-        </w:rPr>
-      </w:pPr>
-      <w:r>
-        <w:rPr>
-          <w:b/>
-          <w:bCs/>
-          <w:color w:val="FFFFFF" w:themeColor="background1"/>
-          <w:sz w:val="20"/>
-          <w:szCs w:val="20"/>
-        </w:rPr>
-        <w:t>G</w:t>
-      </w:r>
-      <w:r>
-        <w:rPr>
-          <w:b/>
-          <w:bCs/>
-          <w:color w:val="FFFFFF" w:themeColor="background1"/>
-          <w:sz w:val="20"/>
-          <w:szCs w:val="20"/>
-        </w:rPr>
-        <w:t>&amp;E Swing</w:t>
-      </w:r>
-      <w:r>
-        <w:rPr>
-          <w:b/>
-          <w:bCs/>
-          <w:color w:val="FFFFFF" w:themeColor="background1"/>
-          <w:sz w:val="20"/>
-          <w:szCs w:val="20"/>
-        </w:rPr>
-        <w:t xml:space="preserve"> –</w:t>
-      </w:r>
-      <w:r>
-        <w:rPr>
-          <w:b/>
-          <w:bCs/>
-          <w:color w:val="FFFFFF" w:themeColor="background1"/>
-          <w:sz w:val="20"/>
-          <w:szCs w:val="20"/>
-        </w:rPr>
-        <w:t xml:space="preserve"> </w:t>
+      </w:pPr>
+      <w:r>
+        <w:rPr>
+          <w:b/>
+          <w:bCs/>
+          <w:color w:val="FFFFFF" w:themeColor="background1"/>
+          <w:sz w:val="20"/>
+          <w:szCs w:val="20"/>
+        </w:rPr>
+        <w:t xml:space="preserve">G&amp;E Swing – </w:t>
       </w:r>
       <w:r>
         <w:rPr>
@@ -498,6 +375,266 @@
           <w:sz w:val="20"/>
           <w:szCs w:val="20"/>
         </w:rPr>
+        <w:t>USA NEEDS CTE</w:t>
+      </w:r>
+    </w:p>
+    <w:p>
+      <w:pPr>
+        <w:rPr>
+          <w:color w:val="35DBDD"/>
+          <w:sz w:val="20"/>
+          <w:szCs w:val="20"/>
+        </w:rPr>
+      </w:pPr>
+      <w:r>
+        <w:rPr>
+          <w:color w:val="35DBDD"/>
+          <w:sz w:val="20"/>
+          <w:szCs w:val="20"/>
+        </w:rPr>
+        <w:t>0</w:t>
+      </w:r>
+      <w:r>
+        <w:rPr>
+          <w:color w:val="35DBDD"/>
+          <w:sz w:val="20"/>
+          <w:szCs w:val="20"/>
+        </w:rPr>
+        <w:t>4</w:t>
+      </w:r>
+      <w:r>
+        <w:rPr>
+          <w:color w:val="35DBDD"/>
+          <w:sz w:val="20"/>
+          <w:szCs w:val="20"/>
+        </w:rPr>
+        <w:t>/</w:t>
+      </w:r>
+      <w:r>
+        <w:rPr>
+          <w:color w:val="35DBDD"/>
+          <w:sz w:val="20"/>
+          <w:szCs w:val="20"/>
+        </w:rPr>
+        <w:t>20</w:t>
+      </w:r>
+      <w:r>
+        <w:rPr>
+          <w:color w:val="35DBDD"/>
+          <w:sz w:val="20"/>
+          <w:szCs w:val="20"/>
+        </w:rPr>
+        <w:t>/2026-0</w:t>
+      </w:r>
+      <w:r>
+        <w:rPr>
+          <w:color w:val="35DBDD"/>
+          <w:sz w:val="20"/>
+          <w:szCs w:val="20"/>
+        </w:rPr>
+        <w:t>4</w:t>
+      </w:r>
+      <w:r>
+        <w:rPr>
+          <w:color w:val="35DBDD"/>
+          <w:sz w:val="20"/>
+          <w:szCs w:val="20"/>
+        </w:rPr>
+        <w:t>/</w:t>
+      </w:r>
+      <w:r>
+        <w:rPr>
+          <w:color w:val="35DBDD"/>
+          <w:sz w:val="20"/>
+          <w:szCs w:val="20"/>
+        </w:rPr>
+        <w:t>23</w:t>
+      </w:r>
+      <w:r>
+        <w:rPr>
+          <w:color w:val="35DBDD"/>
+          <w:sz w:val="20"/>
+          <w:szCs w:val="20"/>
+        </w:rPr>
+        <w:t>/2026</w:t>
+      </w:r>
+    </w:p>
+    <w:p>
+      <w:pPr>
+        <w:rPr>
+          <w:color w:val="35DBDD"/>
+          <w:sz w:val="20"/>
+          <w:szCs w:val="20"/>
+        </w:rPr>
+      </w:pPr>
+      <w:r>
+        <w:rPr>
+          <w:color w:val="35DBDD"/>
+          <w:sz w:val="20"/>
+          <w:szCs w:val="20"/>
+        </w:rPr>
+        <w:t>Agency</w:t>
+      </w:r>
+      <w:r>
+        <w:rPr>
+          <w:color w:val="35DBDD"/>
+          <w:sz w:val="20"/>
+          <w:szCs w:val="20"/>
+        </w:rPr>
+        <w:t xml:space="preserve">: </w:t>
+      </w:r>
+      <w:r>
+        <w:rPr>
+          <w:color w:val="35DBDD"/>
+          <w:sz w:val="20"/>
+          <w:szCs w:val="20"/>
+        </w:rPr>
+        <w:t>Rhodes Branding</w:t>
+      </w:r>
+    </w:p>
+    <w:p>
+      <w:pPr>
+        <w:rPr>
+          <w:color w:val="35DBDD"/>
+          <w:sz w:val="20"/>
+          <w:szCs w:val="20"/>
+        </w:rPr>
+      </w:pPr>
+      <w:r>
+        <w:rPr>
+          <w:color w:val="35DBDD"/>
+          <w:sz w:val="20"/>
+          <w:szCs w:val="20"/>
+        </w:rPr>
+        <w:t>D</w:t>
+      </w:r>
+      <w:r>
+        <w:rPr>
+          <w:color w:val="35DBDD"/>
+          <w:sz w:val="20"/>
+          <w:szCs w:val="20"/>
+        </w:rPr>
+        <w:t>P</w:t>
+      </w:r>
+      <w:r>
+        <w:rPr>
+          <w:color w:val="35DBDD"/>
+          <w:sz w:val="20"/>
+          <w:szCs w:val="20"/>
+        </w:rPr>
+        <w:t xml:space="preserve">: </w:t>
+      </w:r>
+      <w:r>
+        <w:rPr>
+          <w:color w:val="35DBDD"/>
+          <w:sz w:val="20"/>
+          <w:szCs w:val="20"/>
+        </w:rPr>
+        <w:t>Michael Ho</w:t>
+      </w:r>
+    </w:p>
+    <w:p>
+      <w:pPr>
+        <w:rPr>
+          <w:color w:val="35DBDD"/>
+          <w:sz w:val="20"/>
+          <w:szCs w:val="20"/>
+        </w:rPr>
+      </w:pPr>
+      <w:r>
+        <w:rPr>
+          <w:color w:val="35DBDD"/>
+          <w:sz w:val="20"/>
+          <w:szCs w:val="20"/>
+        </w:rPr>
+        <w:t>Gaffer</w:t>
+      </w:r>
+      <w:r>
+        <w:rPr>
+          <w:color w:val="35DBDD"/>
+          <w:sz w:val="20"/>
+          <w:szCs w:val="20"/>
+        </w:rPr>
+        <w:t xml:space="preserve">: </w:t>
+      </w:r>
+      <w:r>
+        <w:rPr>
+          <w:color w:val="35DBDD"/>
+          <w:sz w:val="20"/>
+          <w:szCs w:val="20"/>
+        </w:rPr>
+        <w:t>Logan Parrish</w:t>
+      </w:r>
+    </w:p>
+    <w:p>
+      <w:pPr>
+        <w:rPr>
+          <w:color w:val="35DBDD"/>
+          <w:sz w:val="20"/>
+          <w:szCs w:val="20"/>
+        </w:rPr>
+      </w:pPr>
+    </w:p>
+    <w:p>
+      <w:pPr>
+        <w:rPr>
+          <w:b/>
+          <w:bCs/>
+          <w:color w:val="FFFFFF" w:themeColor="background1"/>
+          <w:sz w:val="20"/>
+          <w:szCs w:val="20"/>
+        </w:rPr>
+      </w:pPr>
+      <w:r>
+        <w:rPr>
+          <w:b/>
+          <w:bCs/>
+          <w:color w:val="FFFFFF" w:themeColor="background1"/>
+          <w:sz w:val="20"/>
+          <w:szCs w:val="20"/>
+        </w:rPr>
+        <w:t>G</w:t>
+      </w:r>
+      <w:r>
+        <w:rPr>
+          <w:b/>
+          <w:bCs/>
+          <w:color w:val="FFFFFF" w:themeColor="background1"/>
+          <w:sz w:val="20"/>
+          <w:szCs w:val="20"/>
+        </w:rPr>
+        <w:t>&amp;E Swing</w:t>
+      </w:r>
+      <w:r>
+        <w:rPr>
+          <w:b/>
+          <w:bCs/>
+          <w:color w:val="FFFFFF" w:themeColor="background1"/>
+          <w:sz w:val="20"/>
+          <w:szCs w:val="20"/>
+        </w:rPr>
+        <w:t xml:space="preserve"> –</w:t>
+      </w:r>
+      <w:r>
+        <w:rPr>
+          <w:b/>
+          <w:bCs/>
+          <w:color w:val="FFFFFF" w:themeColor="background1"/>
+          <w:sz w:val="20"/>
+          <w:szCs w:val="20"/>
+        </w:rPr>
+        <w:t xml:space="preserve"> </w:t>
+      </w:r>
+      <w:r>
+        <w:rPr>
+          <w:b/>
+          <w:bCs/>
+          <w:i/>
+          <w:iCs/>
+          <w:color w:val="FFFFFF" w:themeColor="background1"/>
+          <w:sz w:val="20"/>
+          <w:szCs w:val="20"/>
+        </w:rPr>
         <w:t>In Your Jeans</w:t>
       </w:r>
       <w:r>
@@ -508,17 +645,7 @@
           <w:sz w:val="20"/>
           <w:szCs w:val="20"/>
         </w:rPr>
-        <w:t xml:space="preserve"> (</w:t>
-      </w:r>
-      <w:r>
-        <w:rPr>
-          <w:b/>
-          <w:bCs/>
-          <w:color w:val="FFFFFF" w:themeColor="background1"/>
-          <w:sz w:val="20"/>
-          <w:szCs w:val="20"/>
-        </w:rPr>
-        <w:t>Spec Ad)</w:t>
+        <w:t xml:space="preserve"> (Spec Ad)</w:t>
       </w:r>
     </w:p>
     <w:p>
@@ -812,48 +939,24 @@
           <w:sz w:val="20"/>
           <w:szCs w:val="20"/>
         </w:rPr>
-        <w:t>Production Company</w:t>
-      </w:r>
-      <w:r>
-        <w:rPr>
-          <w:color w:val="35DBDD"/>
-          <w:sz w:val="20"/>
-          <w:szCs w:val="20"/>
-        </w:rPr>
-        <w:t xml:space="preserve">: </w:t>
-      </w:r>
-      <w:r>
-        <w:rPr>
-          <w:color w:val="35DBDD"/>
-          <w:sz w:val="20"/>
-          <w:szCs w:val="20"/>
-        </w:rPr>
-        <w:t>Breakfast Worldwide</w:t>
-      </w:r>
-    </w:p>
-    <w:p>
-      <w:pPr>
-        <w:rPr>
-          <w:color w:val="35DBDD"/>
-          <w:sz w:val="20"/>
-          <w:szCs w:val="20"/>
-        </w:rPr>
-      </w:pPr>
-      <w:r>
-        <w:rPr>
-          <w:color w:val="35DBDD"/>
-          <w:sz w:val="20"/>
-          <w:szCs w:val="20"/>
-        </w:rPr>
-        <w:t xml:space="preserve">Gaffer: </w:t>
-      </w:r>
-      <w:r>
-        <w:rPr>
-          <w:color w:val="35DBDD"/>
-          <w:sz w:val="20"/>
-          <w:szCs w:val="20"/>
-        </w:rPr>
-        <w:t>Josh Binder</w:t>
+        <w:t>Production Company: Breakfast Worldwide</w:t>
+      </w:r>
+    </w:p>
+    <w:p>
+      <w:pPr>
+        <w:rPr>
+          <w:color w:val="35DBDD"/>
+          <w:sz w:val="20"/>
+          <w:szCs w:val="20"/>
+        </w:rPr>
+      </w:pPr>
+      <w:r>
+        <w:rPr>
+          <w:color w:val="35DBDD"/>
+          <w:sz w:val="20"/>
+          <w:szCs w:val="20"/>
+        </w:rPr>
+        <w:t>Gaffer: Josh Binder</w:t>
       </w:r>
     </w:p>
     <w:p>
@@ -1529,6 +1632,17 @@
         <w:rPr>
           <w:b/>
           <w:bCs/>
+          <w:color w:val="35DBDD"/>
+          <w:sz w:val="20"/>
+          <w:szCs w:val="20"/>
+        </w:rPr>
+      </w:pPr>
+    </w:p>
+    <w:p>
+      <w:pPr>
+        <w:rPr>
+          <w:b/>
+          <w:bCs/>
           <w:i/>
           <w:iCs/>
           <w:color w:val="FFFFFF" w:themeColor="background1"/>
@@ -1544,6 +1658,7 @@
           <w:sz w:val="20"/>
           <w:szCs w:val="20"/>
         </w:rPr>
+        <w:lastRenderedPageBreak/>
         <w:t xml:space="preserve">Gaffer – </w:t>
       </w:r>
       <w:r>
@@ -1636,17 +1751,6 @@
         <w:rPr>
           <w:b/>
           <w:bCs/>
-          <w:color w:val="35DBDD"/>
-          <w:sz w:val="20"/>
-          <w:szCs w:val="20"/>
-        </w:rPr>
-      </w:pPr>
-    </w:p>
-    <w:p>
-      <w:pPr>
-        <w:rPr>
-          <w:b/>
-          <w:bCs/>
           <w:i/>
           <w:iCs/>
           <w:color w:val="FFFFFF" w:themeColor="background1"/>
@@ -1662,7 +1766,6 @@
           <w:sz w:val="20"/>
           <w:szCs w:val="20"/>
         </w:rPr>
-        <w:lastRenderedPageBreak/>
         <w:t xml:space="preserve">Best Boy Electric – </w:t>
       </w:r>
       <w:r>
@@ -3133,21 +3236,40 @@
     <w:p>
       <w:pPr>
         <w:rPr>
-          <w:b/>
-          <w:bCs/>
-          <w:color w:val="FFFFFF" w:themeColor="background1"/>
-          <w:sz w:val="20"/>
-          <w:szCs w:val="20"/>
-        </w:rPr>
-      </w:pPr>
-      <w:r>
-        <w:rPr>
-          <w:b/>
-          <w:bCs/>
-          <w:color w:val="FFFFFF" w:themeColor="background1"/>
-          <w:sz w:val="20"/>
-          <w:szCs w:val="20"/>
-        </w:rPr>
+          <w:color w:val="FFFFFF" w:themeColor="background1"/>
+          <w:sz w:val="20"/>
+          <w:szCs w:val="20"/>
+        </w:rPr>
+      </w:pPr>
+    </w:p>
+    <w:p>
+      <w:pPr>
+        <w:rPr>
+          <w:color w:val="FFFFFF" w:themeColor="background1"/>
+          <w:sz w:val="20"/>
+          <w:szCs w:val="20"/>
+        </w:rPr>
+      </w:pPr>
+    </w:p>
+    <w:p>
+      <w:pPr>
+        <w:rPr>
+          <w:b/>
+          <w:bCs/>
+          <w:color w:val="FFFFFF" w:themeColor="background1"/>
+          <w:sz w:val="20"/>
+          <w:szCs w:val="20"/>
+        </w:rPr>
+      </w:pPr>
+      <w:r>
+        <w:rPr>
+          <w:b/>
+          <w:bCs/>
+          <w:color w:val="FFFFFF" w:themeColor="background1"/>
+          <w:sz w:val="20"/>
+          <w:szCs w:val="20"/>
+        </w:rPr>
+        <w:lastRenderedPageBreak/>
         <w:t xml:space="preserve">Gaffer – </w:t>
       </w:r>
       <w:r>
@@ -3348,40 +3470,21 @@
     <w:p>
       <w:pPr>
         <w:rPr>
-          <w:color w:val="35DBDD"/>
-          <w:sz w:val="20"/>
-          <w:szCs w:val="20"/>
-        </w:rPr>
-      </w:pPr>
-    </w:p>
-    <w:p>
-      <w:pPr>
-        <w:rPr>
-          <w:color w:val="35DBDD"/>
-          <w:sz w:val="20"/>
-          <w:szCs w:val="20"/>
-        </w:rPr>
-      </w:pPr>
-    </w:p>
-    <w:p>
-      <w:pPr>
-        <w:rPr>
-          <w:b/>
-          <w:bCs/>
-          <w:color w:val="FFFFFF" w:themeColor="background1"/>
-          <w:sz w:val="20"/>
-          <w:szCs w:val="20"/>
-        </w:rPr>
-      </w:pPr>
-      <w:r>
-        <w:rPr>
-          <w:b/>
-          <w:bCs/>
-          <w:color w:val="FFFFFF" w:themeColor="background1"/>
-          <w:sz w:val="20"/>
-          <w:szCs w:val="20"/>
-        </w:rPr>
-        <w:lastRenderedPageBreak/>
+          <w:b/>
+          <w:bCs/>
+          <w:color w:val="FFFFFF" w:themeColor="background1"/>
+          <w:sz w:val="20"/>
+          <w:szCs w:val="20"/>
+        </w:rPr>
+      </w:pPr>
+      <w:r>
+        <w:rPr>
+          <w:b/>
+          <w:bCs/>
+          <w:color w:val="FFFFFF" w:themeColor="background1"/>
+          <w:sz w:val="20"/>
+          <w:szCs w:val="20"/>
+        </w:rPr>
         <w:t xml:space="preserve">Swing/DMX-Tech – </w:t>
       </w:r>
       <w:r>
@@ -4584,6 +4687,7 @@
           <w:sz w:val="20"/>
           <w:szCs w:val="20"/>
         </w:rPr>
+        <w:lastRenderedPageBreak/>
         <w:t xml:space="preserve">Grip – </w:t>
       </w:r>
       <w:r>
@@ -4695,7 +4799,6 @@
           <w:sz w:val="20"/>
           <w:szCs w:val="20"/>
         </w:rPr>
-        <w:lastRenderedPageBreak/>
         <w:t xml:space="preserve">Best Boy Electric (Day Player) – </w:t>
       </w:r>
       <w:r>
@@ -5854,6 +5957,7 @@
           <w:sz w:val="20"/>
           <w:szCs w:val="20"/>
         </w:rPr>
+        <w:lastRenderedPageBreak/>
         <w:t xml:space="preserve">Dimmer Board Operator – </w:t>
       </w:r>
       <w:r>
@@ -5965,7 +6069,6 @@
           <w:sz w:val="20"/>
           <w:szCs w:val="20"/>
         </w:rPr>
-        <w:lastRenderedPageBreak/>
         <w:t xml:space="preserve">Dimmer Board </w:t>
       </w:r>
       <w:r>
@@ -7059,21 +7162,58 @@
     <w:p>
       <w:pPr>
         <w:rPr>
-          <w:b/>
-          <w:bCs/>
-          <w:color w:val="FFFFFF" w:themeColor="background1"/>
-          <w:sz w:val="20"/>
-          <w:szCs w:val="20"/>
-        </w:rPr>
-      </w:pPr>
-      <w:r>
-        <w:rPr>
-          <w:b/>
-          <w:bCs/>
-          <w:color w:val="FFFFFF" w:themeColor="background1"/>
-          <w:sz w:val="20"/>
-          <w:szCs w:val="20"/>
-        </w:rPr>
+          <w:color w:val="35DBDD"/>
+          <w:sz w:val="20"/>
+          <w:szCs w:val="20"/>
+        </w:rPr>
+      </w:pPr>
+    </w:p>
+    <w:p>
+      <w:pPr>
+        <w:rPr>
+          <w:color w:val="35DBDD"/>
+          <w:sz w:val="20"/>
+          <w:szCs w:val="20"/>
+        </w:rPr>
+      </w:pPr>
+    </w:p>
+    <w:p>
+      <w:pPr>
+        <w:rPr>
+          <w:color w:val="35DBDD"/>
+          <w:sz w:val="20"/>
+          <w:szCs w:val="20"/>
+        </w:rPr>
+      </w:pPr>
+    </w:p>
+    <w:p>
+      <w:pPr>
+        <w:rPr>
+          <w:color w:val="35DBDD"/>
+          <w:sz w:val="20"/>
+          <w:szCs w:val="20"/>
+        </w:rPr>
+      </w:pPr>
+    </w:p>
+    <w:p>
+      <w:pPr>
+        <w:rPr>
+          <w:b/>
+          <w:bCs/>
+          <w:color w:val="FFFFFF" w:themeColor="background1"/>
+          <w:sz w:val="20"/>
+          <w:szCs w:val="20"/>
+        </w:rPr>
+      </w:pPr>
+      <w:r>
+        <w:rPr>
+          <w:b/>
+          <w:bCs/>
+          <w:color w:val="FFFFFF" w:themeColor="background1"/>
+          <w:sz w:val="20"/>
+          <w:szCs w:val="20"/>
+        </w:rPr>
+        <w:lastRenderedPageBreak/>
         <w:t xml:space="preserve">Grip – </w:t>
       </w:r>
       <w:r>
@@ -7215,49 +7355,21 @@
     <w:p>
       <w:pPr>
         <w:rPr>
-          <w:color w:val="35DBDD"/>
-          <w:sz w:val="20"/>
-          <w:szCs w:val="20"/>
-        </w:rPr>
-      </w:pPr>
-    </w:p>
-    <w:p>
-      <w:pPr>
-        <w:rPr>
-          <w:color w:val="35DBDD"/>
-          <w:sz w:val="20"/>
-          <w:szCs w:val="20"/>
-        </w:rPr>
-      </w:pPr>
-    </w:p>
-    <w:p>
-      <w:pPr>
-        <w:rPr>
-          <w:color w:val="35DBDD"/>
-          <w:sz w:val="20"/>
-          <w:szCs w:val="20"/>
-        </w:rPr>
-      </w:pPr>
-    </w:p>
-    <w:p>
-      <w:pPr>
-        <w:rPr>
-          <w:b/>
-          <w:bCs/>
-          <w:color w:val="FFFFFF" w:themeColor="background1"/>
-          <w:sz w:val="20"/>
-          <w:szCs w:val="20"/>
-        </w:rPr>
-      </w:pPr>
-      <w:r>
-        <w:rPr>
-          <w:b/>
-          <w:bCs/>
-          <w:color w:val="FFFFFF" w:themeColor="background1"/>
-          <w:sz w:val="20"/>
-          <w:szCs w:val="20"/>
-        </w:rPr>
-        <w:lastRenderedPageBreak/>
+          <w:b/>
+          <w:bCs/>
+          <w:color w:val="FFFFFF" w:themeColor="background1"/>
+          <w:sz w:val="20"/>
+          <w:szCs w:val="20"/>
+        </w:rPr>
+      </w:pPr>
+      <w:r>
+        <w:rPr>
+          <w:b/>
+          <w:bCs/>
+          <w:color w:val="FFFFFF" w:themeColor="background1"/>
+          <w:sz w:val="20"/>
+          <w:szCs w:val="20"/>
+        </w:rPr>
         <w:t xml:space="preserve">Swing Electric – </w:t>
       </w:r>
       <w:r>
